--- a/IT3091_Final_Report_2026-AI-46.docx
+++ b/IT3091_Final_Report_2026-AI-46.docx
@@ -27697,17 +27697,616 @@
         <w:spacing w:after="120"/>
       </w:pPr>
       <w:r>
-        <w:t xml:space="preserve">The initial submission gave each member one slice of the shared foundation and one model. On 3 September 2026 the schedule was cut from seven weeks to three, and </w:t>
+        <w:t xml:space="preserve">Each member was given one area of the project in the initial submission (15 September 2026, section 5.2): one part of the data work and one model. Each member is responsible for reviewing, explaining and presenting their area.</w:t>
       </w:r>
+    </w:p>
+    <w:tbl>
+      <w:tblPr>
+        <w:tblW w:type="dxa" w:w="9638"/>
+        <w:tblBorders>
+          <w:top w:val="single" w:color="auto" w:sz="4"/>
+          <w:left w:val="single" w:color="auto" w:sz="4"/>
+          <w:bottom w:val="single" w:color="auto" w:sz="4"/>
+          <w:right w:val="single" w:color="auto" w:sz="4"/>
+          <w:insideH w:val="single" w:color="auto" w:sz="4"/>
+          <w:insideV w:val="single" w:color="auto" w:sz="4"/>
+        </w:tblBorders>
+        <w:tblLayout w:type="fixed"/>
+      </w:tblPr>
+      <w:tblGrid>
+        <w:gridCol w:w="662"/>
+        <w:gridCol w:w="2354"/>
+        <w:gridCol w:w="6622"/>
+      </w:tblGrid>
+      <w:tr>
+        <w:trPr>
+          <w:tblHeader/>
+        </w:trPr>
+        <w:tc>
+          <w:tcPr>
+            <w:tcW w:type="dxa" w:w="662"/>
+            <w:tcBorders>
+              <w:top w:val="single" w:color="BFBFBF" w:sz="4"/>
+              <w:left w:val="single" w:color="BFBFBF" w:sz="4"/>
+              <w:bottom w:val="single" w:color="BFBFBF" w:sz="4"/>
+              <w:right w:val="single" w:color="BFBFBF" w:sz="4"/>
+            </w:tcBorders>
+            <w:shd w:fill="1F3864" w:color="auto" w:val="clear"/>
+            <w:tcMar>
+              <w:top w:type="dxa" w:w="50"/>
+              <w:left w:type="dxa" w:w="90"/>
+              <w:bottom w:type="dxa" w:w="50"/>
+              <w:right w:type="dxa" w:w="90"/>
+            </w:tcMar>
+            <w:vAlign w:val="top"/>
+          </w:tcPr>
+          <w:p>
+            <w:pPr>
+              <w:jc w:val="left"/>
+            </w:pPr>
+            <w:r>
+              <w:rPr>
+                <w:b/>
+                <w:bCs/>
+                <w:color w:val="FFFFFF"/>
+                <w:sz w:val="18"/>
+                <w:szCs w:val="18"/>
+              </w:rPr>
+              <w:t xml:space="preserve">Ref</w:t>
+            </w:r>
+          </w:p>
+        </w:tc>
+        <w:tc>
+          <w:tcPr>
+            <w:tcW w:type="dxa" w:w="2354"/>
+            <w:tcBorders>
+              <w:top w:val="single" w:color="BFBFBF" w:sz="4"/>
+              <w:left w:val="single" w:color="BFBFBF" w:sz="4"/>
+              <w:bottom w:val="single" w:color="BFBFBF" w:sz="4"/>
+              <w:right w:val="single" w:color="BFBFBF" w:sz="4"/>
+            </w:tcBorders>
+            <w:shd w:fill="1F3864" w:color="auto" w:val="clear"/>
+            <w:tcMar>
+              <w:top w:type="dxa" w:w="50"/>
+              <w:left w:type="dxa" w:w="90"/>
+              <w:bottom w:type="dxa" w:w="50"/>
+              <w:right w:type="dxa" w:w="90"/>
+            </w:tcMar>
+            <w:vAlign w:val="top"/>
+          </w:tcPr>
+          <w:p>
+            <w:pPr>
+              <w:jc w:val="left"/>
+            </w:pPr>
+            <w:r>
+              <w:rPr>
+                <w:b/>
+                <w:bCs/>
+                <w:color w:val="FFFFFF"/>
+                <w:sz w:val="18"/>
+                <w:szCs w:val="18"/>
+              </w:rPr>
+              <w:t xml:space="preserve">Member</w:t>
+            </w:r>
+          </w:p>
+        </w:tc>
+        <w:tc>
+          <w:tcPr>
+            <w:tcW w:type="dxa" w:w="6622"/>
+            <w:tcBorders>
+              <w:top w:val="single" w:color="BFBFBF" w:sz="4"/>
+              <w:left w:val="single" w:color="BFBFBF" w:sz="4"/>
+              <w:bottom w:val="single" w:color="BFBFBF" w:sz="4"/>
+              <w:right w:val="single" w:color="BFBFBF" w:sz="4"/>
+            </w:tcBorders>
+            <w:shd w:fill="1F3864" w:color="auto" w:val="clear"/>
+            <w:tcMar>
+              <w:top w:type="dxa" w:w="50"/>
+              <w:left w:type="dxa" w:w="90"/>
+              <w:bottom w:type="dxa" w:w="50"/>
+              <w:right w:type="dxa" w:w="90"/>
+            </w:tcMar>
+            <w:vAlign w:val="top"/>
+          </w:tcPr>
+          <w:p>
+            <w:pPr>
+              <w:jc w:val="left"/>
+            </w:pPr>
+            <w:r>
+              <w:rPr>
+                <w:b/>
+                <w:bCs/>
+                <w:color w:val="FFFFFF"/>
+                <w:sz w:val="18"/>
+                <w:szCs w:val="18"/>
+              </w:rPr>
+              <w:t xml:space="preserve">Area of responsibility (initial submission)</w:t>
+            </w:r>
+          </w:p>
+        </w:tc>
+      </w:tr>
+      <w:tr>
+        <w:trPr>
+          <w:cantSplit/>
+        </w:trPr>
+        <w:tc>
+          <w:tcPr>
+            <w:tcW w:type="dxa" w:w="662"/>
+            <w:tcBorders>
+              <w:top w:val="single" w:color="BFBFBF" w:sz="4"/>
+              <w:left w:val="single" w:color="BFBFBF" w:sz="4"/>
+              <w:bottom w:val="single" w:color="BFBFBF" w:sz="4"/>
+              <w:right w:val="single" w:color="BFBFBF" w:sz="4"/>
+            </w:tcBorders>
+            <w:tcMar>
+              <w:top w:type="dxa" w:w="50"/>
+              <w:left w:type="dxa" w:w="90"/>
+              <w:bottom w:type="dxa" w:w="50"/>
+              <w:right w:type="dxa" w:w="90"/>
+            </w:tcMar>
+            <w:vAlign w:val="top"/>
+          </w:tcPr>
+          <w:p>
+            <w:pPr>
+              <w:jc w:val="left"/>
+            </w:pPr>
+            <w:r>
+              <w:rPr>
+                <w:sz w:val="18"/>
+                <w:szCs w:val="18"/>
+              </w:rPr>
+              <w:t xml:space="preserve">M1</w:t>
+            </w:r>
+          </w:p>
+        </w:tc>
+        <w:tc>
+          <w:tcPr>
+            <w:tcW w:type="dxa" w:w="2354"/>
+            <w:tcBorders>
+              <w:top w:val="single" w:color="BFBFBF" w:sz="4"/>
+              <w:left w:val="single" w:color="BFBFBF" w:sz="4"/>
+              <w:bottom w:val="single" w:color="BFBFBF" w:sz="4"/>
+              <w:right w:val="single" w:color="BFBFBF" w:sz="4"/>
+            </w:tcBorders>
+            <w:tcMar>
+              <w:top w:type="dxa" w:w="50"/>
+              <w:left w:type="dxa" w:w="90"/>
+              <w:bottom w:type="dxa" w:w="50"/>
+              <w:right w:type="dxa" w:w="90"/>
+            </w:tcMar>
+            <w:vAlign w:val="top"/>
+          </w:tcPr>
+          <w:p>
+            <w:pPr>
+              <w:jc w:val="left"/>
+            </w:pPr>
+            <w:r>
+              <w:rPr>
+                <w:sz w:val="18"/>
+                <w:szCs w:val="18"/>
+              </w:rPr>
+              <w:t xml:space="preserve">Warnakulasinhage S.N.A</w:t>
+            </w:r>
+          </w:p>
+          <w:p>
+            <w:pPr>
+              <w:jc w:val="left"/>
+            </w:pPr>
+            <w:r>
+              <w:rPr>
+                <w:sz w:val="18"/>
+                <w:szCs w:val="18"/>
+              </w:rPr>
+              <w:t xml:space="preserve">IT24101147</w:t>
+            </w:r>
+          </w:p>
+        </w:tc>
+        <w:tc>
+          <w:tcPr>
+            <w:tcW w:type="dxa" w:w="6622"/>
+            <w:tcBorders>
+              <w:top w:val="single" w:color="BFBFBF" w:sz="4"/>
+              <w:left w:val="single" w:color="BFBFBF" w:sz="4"/>
+              <w:bottom w:val="single" w:color="BFBFBF" w:sz="4"/>
+              <w:right w:val="single" w:color="BFBFBF" w:sz="4"/>
+            </w:tcBorders>
+            <w:tcMar>
+              <w:top w:type="dxa" w:w="50"/>
+              <w:left w:type="dxa" w:w="90"/>
+              <w:bottom w:type="dxa" w:w="50"/>
+              <w:right w:type="dxa" w:w="90"/>
+            </w:tcMar>
+            <w:vAlign w:val="top"/>
+          </w:tcPr>
+          <w:p>
+            <w:pPr>
+              <w:jc w:val="left"/>
+            </w:pPr>
+            <w:r>
+              <w:rPr>
+                <w:sz w:val="18"/>
+                <w:szCs w:val="18"/>
+              </w:rPr>
+              <w:t xml:space="preserve">Notebook 02 (split, preprocessing, encoding), project coordination (workflow, decision log, comparison, report), </w:t>
+            </w:r>
+            <w:r>
+              <w:rPr>
+                <w:b/>
+                <w:bCs/>
+                <w:sz w:val="18"/>
+                <w:szCs w:val="18"/>
+              </w:rPr>
+              <w:t xml:space="preserve">Logistic Regression</w:t>
+            </w:r>
+          </w:p>
+        </w:tc>
+      </w:tr>
+      <w:tr>
+        <w:trPr>
+          <w:cantSplit/>
+        </w:trPr>
+        <w:tc>
+          <w:tcPr>
+            <w:tcW w:type="dxa" w:w="662"/>
+            <w:tcBorders>
+              <w:top w:val="single" w:color="BFBFBF" w:sz="4"/>
+              <w:left w:val="single" w:color="BFBFBF" w:sz="4"/>
+              <w:bottom w:val="single" w:color="BFBFBF" w:sz="4"/>
+              <w:right w:val="single" w:color="BFBFBF" w:sz="4"/>
+            </w:tcBorders>
+            <w:shd w:fill="F2F5FA" w:color="auto" w:val="clear"/>
+            <w:tcMar>
+              <w:top w:type="dxa" w:w="50"/>
+              <w:left w:type="dxa" w:w="90"/>
+              <w:bottom w:type="dxa" w:w="50"/>
+              <w:right w:type="dxa" w:w="90"/>
+            </w:tcMar>
+            <w:vAlign w:val="top"/>
+          </w:tcPr>
+          <w:p>
+            <w:pPr>
+              <w:jc w:val="left"/>
+            </w:pPr>
+            <w:r>
+              <w:rPr>
+                <w:sz w:val="18"/>
+                <w:szCs w:val="18"/>
+              </w:rPr>
+              <w:t xml:space="preserve">M2</w:t>
+            </w:r>
+          </w:p>
+        </w:tc>
+        <w:tc>
+          <w:tcPr>
+            <w:tcW w:type="dxa" w:w="2354"/>
+            <w:tcBorders>
+              <w:top w:val="single" w:color="BFBFBF" w:sz="4"/>
+              <w:left w:val="single" w:color="BFBFBF" w:sz="4"/>
+              <w:bottom w:val="single" w:color="BFBFBF" w:sz="4"/>
+              <w:right w:val="single" w:color="BFBFBF" w:sz="4"/>
+            </w:tcBorders>
+            <w:shd w:fill="F2F5FA" w:color="auto" w:val="clear"/>
+            <w:tcMar>
+              <w:top w:type="dxa" w:w="50"/>
+              <w:left w:type="dxa" w:w="90"/>
+              <w:bottom w:type="dxa" w:w="50"/>
+              <w:right w:type="dxa" w:w="90"/>
+            </w:tcMar>
+            <w:vAlign w:val="top"/>
+          </w:tcPr>
+          <w:p>
+            <w:pPr>
+              <w:jc w:val="left"/>
+            </w:pPr>
+            <w:r>
+              <w:rPr>
+                <w:sz w:val="18"/>
+                <w:szCs w:val="18"/>
+              </w:rPr>
+              <w:t xml:space="preserve">Nawodya K.P.G.P</w:t>
+            </w:r>
+          </w:p>
+          <w:p>
+            <w:pPr>
+              <w:jc w:val="left"/>
+            </w:pPr>
+            <w:r>
+              <w:rPr>
+                <w:sz w:val="18"/>
+                <w:szCs w:val="18"/>
+              </w:rPr>
+              <w:t xml:space="preserve">IT24102629</w:t>
+            </w:r>
+          </w:p>
+        </w:tc>
+        <w:tc>
+          <w:tcPr>
+            <w:tcW w:type="dxa" w:w="6622"/>
+            <w:tcBorders>
+              <w:top w:val="single" w:color="BFBFBF" w:sz="4"/>
+              <w:left w:val="single" w:color="BFBFBF" w:sz="4"/>
+              <w:bottom w:val="single" w:color="BFBFBF" w:sz="4"/>
+              <w:right w:val="single" w:color="BFBFBF" w:sz="4"/>
+            </w:tcBorders>
+            <w:shd w:fill="F2F5FA" w:color="auto" w:val="clear"/>
+            <w:tcMar>
+              <w:top w:type="dxa" w:w="50"/>
+              <w:left w:type="dxa" w:w="90"/>
+              <w:bottom w:type="dxa" w:w="50"/>
+              <w:right w:type="dxa" w:w="90"/>
+            </w:tcMar>
+            <w:vAlign w:val="top"/>
+          </w:tcPr>
+          <w:p>
+            <w:pPr>
+              <w:jc w:val="left"/>
+            </w:pPr>
+            <w:r>
+              <w:rPr>
+                <w:sz w:val="18"/>
+                <w:szCs w:val="18"/>
+              </w:rPr>
+              <w:t xml:space="preserve">Notebook 01 §2–5 (data quality, data dictionary), </w:t>
+            </w:r>
+            <w:r>
+              <w:rPr>
+                <w:b/>
+                <w:bCs/>
+                <w:sz w:val="18"/>
+                <w:szCs w:val="18"/>
+              </w:rPr>
+              <w:t xml:space="preserve">Decision Tree</w:t>
+            </w:r>
+          </w:p>
+        </w:tc>
+      </w:tr>
+      <w:tr>
+        <w:trPr>
+          <w:cantSplit/>
+        </w:trPr>
+        <w:tc>
+          <w:tcPr>
+            <w:tcW w:type="dxa" w:w="662"/>
+            <w:tcBorders>
+              <w:top w:val="single" w:color="BFBFBF" w:sz="4"/>
+              <w:left w:val="single" w:color="BFBFBF" w:sz="4"/>
+              <w:bottom w:val="single" w:color="BFBFBF" w:sz="4"/>
+              <w:right w:val="single" w:color="BFBFBF" w:sz="4"/>
+            </w:tcBorders>
+            <w:tcMar>
+              <w:top w:type="dxa" w:w="50"/>
+              <w:left w:type="dxa" w:w="90"/>
+              <w:bottom w:type="dxa" w:w="50"/>
+              <w:right w:type="dxa" w:w="90"/>
+            </w:tcMar>
+            <w:vAlign w:val="top"/>
+          </w:tcPr>
+          <w:p>
+            <w:pPr>
+              <w:jc w:val="left"/>
+            </w:pPr>
+            <w:r>
+              <w:rPr>
+                <w:sz w:val="18"/>
+                <w:szCs w:val="18"/>
+              </w:rPr>
+              <w:t xml:space="preserve">M3</w:t>
+            </w:r>
+          </w:p>
+        </w:tc>
+        <w:tc>
+          <w:tcPr>
+            <w:tcW w:type="dxa" w:w="2354"/>
+            <w:tcBorders>
+              <w:top w:val="single" w:color="BFBFBF" w:sz="4"/>
+              <w:left w:val="single" w:color="BFBFBF" w:sz="4"/>
+              <w:bottom w:val="single" w:color="BFBFBF" w:sz="4"/>
+              <w:right w:val="single" w:color="BFBFBF" w:sz="4"/>
+            </w:tcBorders>
+            <w:tcMar>
+              <w:top w:type="dxa" w:w="50"/>
+              <w:left w:type="dxa" w:w="90"/>
+              <w:bottom w:type="dxa" w:w="50"/>
+              <w:right w:type="dxa" w:w="90"/>
+            </w:tcMar>
+            <w:vAlign w:val="top"/>
+          </w:tcPr>
+          <w:p>
+            <w:pPr>
+              <w:jc w:val="left"/>
+            </w:pPr>
+            <w:r>
+              <w:rPr>
+                <w:sz w:val="18"/>
+                <w:szCs w:val="18"/>
+              </w:rPr>
+              <w:t xml:space="preserve">Fonseka W. P. L</w:t>
+            </w:r>
+          </w:p>
+          <w:p>
+            <w:pPr>
+              <w:jc w:val="left"/>
+            </w:pPr>
+            <w:r>
+              <w:rPr>
+                <w:sz w:val="18"/>
+                <w:szCs w:val="18"/>
+              </w:rPr>
+              <w:t xml:space="preserve">IT24100509</w:t>
+            </w:r>
+          </w:p>
+        </w:tc>
+        <w:tc>
+          <w:tcPr>
+            <w:tcW w:type="dxa" w:w="6622"/>
+            <w:tcBorders>
+              <w:top w:val="single" w:color="BFBFBF" w:sz="4"/>
+              <w:left w:val="single" w:color="BFBFBF" w:sz="4"/>
+              <w:bottom w:val="single" w:color="BFBFBF" w:sz="4"/>
+              <w:right w:val="single" w:color="BFBFBF" w:sz="4"/>
+            </w:tcBorders>
+            <w:tcMar>
+              <w:top w:type="dxa" w:w="50"/>
+              <w:left w:type="dxa" w:w="90"/>
+              <w:bottom w:type="dxa" w:w="50"/>
+              <w:right w:type="dxa" w:w="90"/>
+            </w:tcMar>
+            <w:vAlign w:val="top"/>
+          </w:tcPr>
+          <w:p>
+            <w:pPr>
+              <w:jc w:val="left"/>
+            </w:pPr>
+            <w:r>
+              <w:rPr>
+                <w:sz w:val="18"/>
+                <w:szCs w:val="18"/>
+              </w:rPr>
+              <w:t xml:space="preserve">Notebook 01 §6–8.6 (class balance, leakage, booking drivers), </w:t>
+            </w:r>
+            <w:r>
+              <w:rPr>
+                <w:b/>
+                <w:bCs/>
+                <w:sz w:val="18"/>
+                <w:szCs w:val="18"/>
+              </w:rPr>
+              <w:t xml:space="preserve">Random Forest</w:t>
+            </w:r>
+          </w:p>
+        </w:tc>
+      </w:tr>
+      <w:tr>
+        <w:trPr>
+          <w:cantSplit/>
+        </w:trPr>
+        <w:tc>
+          <w:tcPr>
+            <w:tcW w:type="dxa" w:w="662"/>
+            <w:tcBorders>
+              <w:top w:val="single" w:color="BFBFBF" w:sz="4"/>
+              <w:left w:val="single" w:color="BFBFBF" w:sz="4"/>
+              <w:bottom w:val="single" w:color="BFBFBF" w:sz="4"/>
+              <w:right w:val="single" w:color="BFBFBF" w:sz="4"/>
+            </w:tcBorders>
+            <w:shd w:fill="F2F5FA" w:color="auto" w:val="clear"/>
+            <w:tcMar>
+              <w:top w:type="dxa" w:w="50"/>
+              <w:left w:type="dxa" w:w="90"/>
+              <w:bottom w:type="dxa" w:w="50"/>
+              <w:right w:type="dxa" w:w="90"/>
+            </w:tcMar>
+            <w:vAlign w:val="top"/>
+          </w:tcPr>
+          <w:p>
+            <w:pPr>
+              <w:jc w:val="left"/>
+            </w:pPr>
+            <w:r>
+              <w:rPr>
+                <w:sz w:val="18"/>
+                <w:szCs w:val="18"/>
+              </w:rPr>
+              <w:t xml:space="preserve">M4</w:t>
+            </w:r>
+          </w:p>
+        </w:tc>
+        <w:tc>
+          <w:tcPr>
+            <w:tcW w:type="dxa" w:w="2354"/>
+            <w:tcBorders>
+              <w:top w:val="single" w:color="BFBFBF" w:sz="4"/>
+              <w:left w:val="single" w:color="BFBFBF" w:sz="4"/>
+              <w:bottom w:val="single" w:color="BFBFBF" w:sz="4"/>
+              <w:right w:val="single" w:color="BFBFBF" w:sz="4"/>
+            </w:tcBorders>
+            <w:shd w:fill="F2F5FA" w:color="auto" w:val="clear"/>
+            <w:tcMar>
+              <w:top w:type="dxa" w:w="50"/>
+              <w:left w:type="dxa" w:w="90"/>
+              <w:bottom w:type="dxa" w:w="50"/>
+              <w:right w:type="dxa" w:w="90"/>
+            </w:tcMar>
+            <w:vAlign w:val="top"/>
+          </w:tcPr>
+          <w:p>
+            <w:pPr>
+              <w:jc w:val="left"/>
+            </w:pPr>
+            <w:r>
+              <w:rPr>
+                <w:sz w:val="18"/>
+                <w:szCs w:val="18"/>
+              </w:rPr>
+              <w:t xml:space="preserve">Seelarathna G.P.B</w:t>
+            </w:r>
+          </w:p>
+          <w:p>
+            <w:pPr>
+              <w:jc w:val="left"/>
+            </w:pPr>
+            <w:r>
+              <w:rPr>
+                <w:sz w:val="18"/>
+                <w:szCs w:val="18"/>
+              </w:rPr>
+              <w:t xml:space="preserve">IT24101027</w:t>
+            </w:r>
+          </w:p>
+        </w:tc>
+        <w:tc>
+          <w:tcPr>
+            <w:tcW w:type="dxa" w:w="6622"/>
+            <w:tcBorders>
+              <w:top w:val="single" w:color="BFBFBF" w:sz="4"/>
+              <w:left w:val="single" w:color="BFBFBF" w:sz="4"/>
+              <w:bottom w:val="single" w:color="BFBFBF" w:sz="4"/>
+              <w:right w:val="single" w:color="BFBFBF" w:sz="4"/>
+            </w:tcBorders>
+            <w:shd w:fill="F2F5FA" w:color="auto" w:val="clear"/>
+            <w:tcMar>
+              <w:top w:type="dxa" w:w="50"/>
+              <w:left w:type="dxa" w:w="90"/>
+              <w:bottom w:type="dxa" w:w="50"/>
+              <w:right w:type="dxa" w:w="90"/>
+            </w:tcMar>
+            <w:vAlign w:val="top"/>
+          </w:tcPr>
+          <w:p>
+            <w:pPr>
+              <w:jc w:val="left"/>
+            </w:pPr>
+            <w:r>
+              <w:rPr>
+                <w:sz w:val="18"/>
+                <w:szCs w:val="18"/>
+              </w:rPr>
+              <w:t xml:space="preserve">Notebook 01 §8.7–11 (seasonality, country, price, feature engineering), </w:t>
+            </w:r>
+            <w:r>
+              <w:rPr>
+                <w:b/>
+                <w:bCs/>
+                <w:sz w:val="18"/>
+                <w:szCs w:val="18"/>
+              </w:rPr>
+              <w:t xml:space="preserve">XGBoost</w:t>
+            </w:r>
+          </w:p>
+        </w:tc>
+      </w:tr>
+    </w:tbl>
+    <w:p>
+      <w:pPr>
+        <w:spacing w:after="120"/>
+      </w:pPr>
+    </w:p>
+    <w:p>
+      <w:pPr>
+        <w:spacing w:after="120"/>
+      </w:pPr>
       <w:r>
-        <w:rPr>
-          <w:b/>
-          <w:bCs/>
-        </w:rPr>
-        <w:t xml:space="preserve">the project lead (M1) built the whole shared foundation</w:t>
-      </w:r>
-      <w:r>
-        <w:t xml:space="preserve">. The Neural Network and the ensemble were added beyond the four planned models.</w:t>
+        <w:t xml:space="preserve">When the schedule was cut from seven weeks to three (3 September 2026), the project lead (M1) built the shared code. The Neural Network and the ensemble were added beyond the four planned models.</w:t>
       </w:r>
     </w:p>
     <w:p>
@@ -27733,7 +28332,7 @@
           <w:sz w:val="20"/>
           <w:szCs w:val="20"/>
         </w:rPr>
-        <w:t xml:space="preserve"> each member replaces the highlighted text with what they actually did. Keep it true: an uneven table is better than a false one.</w:t>
+        <w:t xml:space="preserve"> add each member's contribution below once it is done (for example: reviewed and re-ran their notebook, presented their part in the video, prepared it for the viva).</w:t>
       </w:r>
     </w:p>
     <w:tbl>
@@ -27750,11 +28349,8 @@
         <w:tblLayout w:type="fixed"/>
       </w:tblPr>
       <w:tblGrid>
-        <w:gridCol w:w="602"/>
-        <w:gridCol w:w="1325"/>
-        <w:gridCol w:w="1927"/>
-        <w:gridCol w:w="1566"/>
-        <w:gridCol w:w="4218"/>
+        <w:gridCol w:w="662"/>
+        <w:gridCol w:w="8976"/>
       </w:tblGrid>
       <w:tr>
         <w:trPr>
@@ -27762,7 +28358,7 @@
         </w:trPr>
         <w:tc>
           <w:tcPr>
-            <w:tcW w:type="dxa" w:w="602"/>
+            <w:tcW w:type="dxa" w:w="662"/>
             <w:tcBorders>
               <w:top w:val="single" w:color="BFBFBF" w:sz="4"/>
               <w:left w:val="single" w:color="BFBFBF" w:sz="4"/>
@@ -27796,7 +28392,7 @@
         </w:tc>
         <w:tc>
           <w:tcPr>
-            <w:tcW w:type="dxa" w:w="1325"/>
+            <w:tcW w:type="dxa" w:w="8976"/>
             <w:tcBorders>
               <w:top w:val="single" w:color="BFBFBF" w:sz="4"/>
               <w:left w:val="single" w:color="BFBFBF" w:sz="4"/>
@@ -27824,109 +28420,7 @@
                 <w:sz w:val="18"/>
                 <w:szCs w:val="18"/>
               </w:rPr>
-              <w:t xml:space="preserve">Student ID</w:t>
-            </w:r>
-          </w:p>
-        </w:tc>
-        <w:tc>
-          <w:tcPr>
-            <w:tcW w:type="dxa" w:w="1927"/>
-            <w:tcBorders>
-              <w:top w:val="single" w:color="BFBFBF" w:sz="4"/>
-              <w:left w:val="single" w:color="BFBFBF" w:sz="4"/>
-              <w:bottom w:val="single" w:color="BFBFBF" w:sz="4"/>
-              <w:right w:val="single" w:color="BFBFBF" w:sz="4"/>
-            </w:tcBorders>
-            <w:shd w:fill="1F3864" w:color="auto" w:val="clear"/>
-            <w:tcMar>
-              <w:top w:type="dxa" w:w="50"/>
-              <w:left w:type="dxa" w:w="90"/>
-              <w:bottom w:type="dxa" w:w="50"/>
-              <w:right w:type="dxa" w:w="90"/>
-            </w:tcMar>
-            <w:vAlign w:val="top"/>
-          </w:tcPr>
-          <w:p>
-            <w:pPr>
-              <w:jc w:val="left"/>
-            </w:pPr>
-            <w:r>
-              <w:rPr>
-                <w:b/>
-                <w:bCs/>
-                <w:color w:val="FFFFFF"/>
-                <w:sz w:val="18"/>
-                <w:szCs w:val="18"/>
-              </w:rPr>
-              <w:t xml:space="preserve">Name</w:t>
-            </w:r>
-          </w:p>
-        </w:tc>
-        <w:tc>
-          <w:tcPr>
-            <w:tcW w:type="dxa" w:w="1566"/>
-            <w:tcBorders>
-              <w:top w:val="single" w:color="BFBFBF" w:sz="4"/>
-              <w:left w:val="single" w:color="BFBFBF" w:sz="4"/>
-              <w:bottom w:val="single" w:color="BFBFBF" w:sz="4"/>
-              <w:right w:val="single" w:color="BFBFBF" w:sz="4"/>
-            </w:tcBorders>
-            <w:shd w:fill="1F3864" w:color="auto" w:val="clear"/>
-            <w:tcMar>
-              <w:top w:type="dxa" w:w="50"/>
-              <w:left w:type="dxa" w:w="90"/>
-              <w:bottom w:type="dxa" w:w="50"/>
-              <w:right w:type="dxa" w:w="90"/>
-            </w:tcMar>
-            <w:vAlign w:val="top"/>
-          </w:tcPr>
-          <w:p>
-            <w:pPr>
-              <w:jc w:val="left"/>
-            </w:pPr>
-            <w:r>
-              <w:rPr>
-                <w:b/>
-                <w:bCs/>
-                <w:color w:val="FFFFFF"/>
-                <w:sz w:val="18"/>
-                <w:szCs w:val="18"/>
-              </w:rPr>
-              <w:t xml:space="preserve">Planned model</w:t>
-            </w:r>
-          </w:p>
-        </w:tc>
-        <w:tc>
-          <w:tcPr>
-            <w:tcW w:type="dxa" w:w="4218"/>
-            <w:tcBorders>
-              <w:top w:val="single" w:color="BFBFBF" w:sz="4"/>
-              <w:left w:val="single" w:color="BFBFBF" w:sz="4"/>
-              <w:bottom w:val="single" w:color="BFBFBF" w:sz="4"/>
-              <w:right w:val="single" w:color="BFBFBF" w:sz="4"/>
-            </w:tcBorders>
-            <w:shd w:fill="1F3864" w:color="auto" w:val="clear"/>
-            <w:tcMar>
-              <w:top w:type="dxa" w:w="50"/>
-              <w:left w:type="dxa" w:w="90"/>
-              <w:bottom w:type="dxa" w:w="50"/>
-              <w:right w:type="dxa" w:w="90"/>
-            </w:tcMar>
-            <w:vAlign w:val="top"/>
-          </w:tcPr>
-          <w:p>
-            <w:pPr>
-              <w:jc w:val="left"/>
-            </w:pPr>
-            <w:r>
-              <w:rPr>
-                <w:b/>
-                <w:bCs/>
-                <w:color w:val="FFFFFF"/>
-                <w:sz w:val="18"/>
-                <w:szCs w:val="18"/>
-              </w:rPr>
-              <w:t xml:space="preserve">What they did</w:t>
+              <w:t xml:space="preserve">Contribution</w:t>
             </w:r>
           </w:p>
         </w:tc>
@@ -27937,7 +28431,7 @@
         </w:trPr>
         <w:tc>
           <w:tcPr>
-            <w:tcW w:type="dxa" w:w="602"/>
+            <w:tcW w:type="dxa" w:w="662"/>
             <w:tcBorders>
               <w:top w:val="single" w:color="BFBFBF" w:sz="4"/>
               <w:left w:val="single" w:color="BFBFBF" w:sz="4"/>
@@ -27967,121 +28461,31 @@
         </w:tc>
         <w:tc>
           <w:tcPr>
-            <w:tcW w:type="dxa" w:w="1325"/>
-            <w:tcBorders>
-              <w:top w:val="single" w:color="BFBFBF" w:sz="4"/>
-              <w:left w:val="single" w:color="BFBFBF" w:sz="4"/>
-              <w:bottom w:val="single" w:color="BFBFBF" w:sz="4"/>
-              <w:right w:val="single" w:color="BFBFBF" w:sz="4"/>
-            </w:tcBorders>
-            <w:tcMar>
-              <w:top w:type="dxa" w:w="50"/>
-              <w:left w:type="dxa" w:w="90"/>
-              <w:bottom w:type="dxa" w:w="50"/>
-              <w:right w:type="dxa" w:w="90"/>
-            </w:tcMar>
-            <w:vAlign w:val="top"/>
-          </w:tcPr>
-          <w:p>
-            <w:pPr>
-              <w:jc w:val="left"/>
-            </w:pPr>
-            <w:r>
-              <w:rPr>
-                <w:sz w:val="18"/>
-                <w:szCs w:val="18"/>
-              </w:rPr>
-              <w:t xml:space="preserve">IT24101147</w:t>
-            </w:r>
-          </w:p>
-        </w:tc>
-        <w:tc>
-          <w:tcPr>
-            <w:tcW w:type="dxa" w:w="1927"/>
-            <w:tcBorders>
-              <w:top w:val="single" w:color="BFBFBF" w:sz="4"/>
-              <w:left w:val="single" w:color="BFBFBF" w:sz="4"/>
-              <w:bottom w:val="single" w:color="BFBFBF" w:sz="4"/>
-              <w:right w:val="single" w:color="BFBFBF" w:sz="4"/>
-            </w:tcBorders>
-            <w:tcMar>
-              <w:top w:type="dxa" w:w="50"/>
-              <w:left w:type="dxa" w:w="90"/>
-              <w:bottom w:type="dxa" w:w="50"/>
-              <w:right w:type="dxa" w:w="90"/>
-            </w:tcMar>
-            <w:vAlign w:val="top"/>
-          </w:tcPr>
-          <w:p>
-            <w:pPr>
-              <w:jc w:val="left"/>
-            </w:pPr>
-            <w:r>
-              <w:rPr>
-                <w:sz w:val="18"/>
-                <w:szCs w:val="18"/>
-              </w:rPr>
-              <w:t xml:space="preserve">Warnakulasinhage S.N.A</w:t>
-            </w:r>
-          </w:p>
-        </w:tc>
-        <w:tc>
-          <w:tcPr>
-            <w:tcW w:type="dxa" w:w="1566"/>
-            <w:tcBorders>
-              <w:top w:val="single" w:color="BFBFBF" w:sz="4"/>
-              <w:left w:val="single" w:color="BFBFBF" w:sz="4"/>
-              <w:bottom w:val="single" w:color="BFBFBF" w:sz="4"/>
-              <w:right w:val="single" w:color="BFBFBF" w:sz="4"/>
-            </w:tcBorders>
-            <w:tcMar>
-              <w:top w:type="dxa" w:w="50"/>
-              <w:left w:type="dxa" w:w="90"/>
-              <w:bottom w:type="dxa" w:w="50"/>
-              <w:right w:type="dxa" w:w="90"/>
-            </w:tcMar>
-            <w:vAlign w:val="top"/>
-          </w:tcPr>
-          <w:p>
-            <w:pPr>
-              <w:jc w:val="left"/>
-            </w:pPr>
-            <w:r>
-              <w:rPr>
-                <w:sz w:val="18"/>
-                <w:szCs w:val="18"/>
-              </w:rPr>
-              <w:t xml:space="preserve">Logistic Regression</w:t>
-            </w:r>
-          </w:p>
-        </w:tc>
-        <w:tc>
-          <w:tcPr>
-            <w:tcW w:type="dxa" w:w="4218"/>
-            <w:tcBorders>
-              <w:top w:val="single" w:color="BFBFBF" w:sz="4"/>
-              <w:left w:val="single" w:color="BFBFBF" w:sz="4"/>
-              <w:bottom w:val="single" w:color="BFBFBF" w:sz="4"/>
-              <w:right w:val="single" w:color="BFBFBF" w:sz="4"/>
-            </w:tcBorders>
-            <w:tcMar>
-              <w:top w:type="dxa" w:w="50"/>
-              <w:left w:type="dxa" w:w="90"/>
-              <w:bottom w:type="dxa" w:w="50"/>
-              <w:right w:type="dxa" w:w="90"/>
-            </w:tcMar>
-            <w:vAlign w:val="top"/>
-          </w:tcPr>
-          <w:p>
-            <w:pPr>
-              <w:jc w:val="left"/>
-            </w:pPr>
-            <w:r>
-              <w:rPr>
-                <w:sz w:val="18"/>
-                <w:szCs w:val="18"/>
-              </w:rPr>
-              <w:t xml:space="preserve">Shared foundation (notebooks 01–02: EDA, cleaning, split, encoding); reviewed and accepted every decision; ran the notebooks and checked outputs match the report; </w:t>
+            <w:tcW w:type="dxa" w:w="8976"/>
+            <w:tcBorders>
+              <w:top w:val="single" w:color="BFBFBF" w:sz="4"/>
+              <w:left w:val="single" w:color="BFBFBF" w:sz="4"/>
+              <w:bottom w:val="single" w:color="BFBFBF" w:sz="4"/>
+              <w:right w:val="single" w:color="BFBFBF" w:sz="4"/>
+            </w:tcBorders>
+            <w:tcMar>
+              <w:top w:type="dxa" w:w="50"/>
+              <w:left w:type="dxa" w:w="90"/>
+              <w:bottom w:type="dxa" w:w="50"/>
+              <w:right w:type="dxa" w:w="90"/>
+            </w:tcMar>
+            <w:vAlign w:val="top"/>
+          </w:tcPr>
+          <w:p>
+            <w:pPr>
+              <w:jc w:val="left"/>
+            </w:pPr>
+            <w:r>
+              <w:rPr>
+                <w:sz w:val="18"/>
+                <w:szCs w:val="18"/>
+              </w:rPr>
+              <w:t xml:space="preserve">Built the shared code (notebooks 01–10) with AI help; reviewed and accepted every decision; ran the notebooks and checked outputs match the report; </w:t>
             </w:r>
             <w:r>
               <w:rPr>
@@ -28091,7 +28495,7 @@
                 <w:szCs w:val="18"/>
                 <w:highlight w:val="yellow"/>
               </w:rPr>
-              <w:t xml:space="preserve">confirm other parts</w:t>
+              <w:t xml:space="preserve">add video / other parts</w:t>
             </w:r>
           </w:p>
         </w:tc>
@@ -28102,7 +28506,7 @@
         </w:trPr>
         <w:tc>
           <w:tcPr>
-            <w:tcW w:type="dxa" w:w="602"/>
+            <w:tcW w:type="dxa" w:w="662"/>
             <w:tcBorders>
               <w:top w:val="single" w:color="BFBFBF" w:sz="4"/>
               <w:left w:val="single" w:color="BFBFBF" w:sz="4"/>
@@ -28133,100 +28537,7 @@
         </w:tc>
         <w:tc>
           <w:tcPr>
-            <w:tcW w:type="dxa" w:w="1325"/>
-            <w:tcBorders>
-              <w:top w:val="single" w:color="BFBFBF" w:sz="4"/>
-              <w:left w:val="single" w:color="BFBFBF" w:sz="4"/>
-              <w:bottom w:val="single" w:color="BFBFBF" w:sz="4"/>
-              <w:right w:val="single" w:color="BFBFBF" w:sz="4"/>
-            </w:tcBorders>
-            <w:shd w:fill="F2F5FA" w:color="auto" w:val="clear"/>
-            <w:tcMar>
-              <w:top w:type="dxa" w:w="50"/>
-              <w:left w:type="dxa" w:w="90"/>
-              <w:bottom w:type="dxa" w:w="50"/>
-              <w:right w:type="dxa" w:w="90"/>
-            </w:tcMar>
-            <w:vAlign w:val="top"/>
-          </w:tcPr>
-          <w:p>
-            <w:pPr>
-              <w:jc w:val="left"/>
-            </w:pPr>
-            <w:r>
-              <w:rPr>
-                <w:sz w:val="18"/>
-                <w:szCs w:val="18"/>
-              </w:rPr>
-              <w:t xml:space="preserve">IT24102629</w:t>
-            </w:r>
-          </w:p>
-        </w:tc>
-        <w:tc>
-          <w:tcPr>
-            <w:tcW w:type="dxa" w:w="1927"/>
-            <w:tcBorders>
-              <w:top w:val="single" w:color="BFBFBF" w:sz="4"/>
-              <w:left w:val="single" w:color="BFBFBF" w:sz="4"/>
-              <w:bottom w:val="single" w:color="BFBFBF" w:sz="4"/>
-              <w:right w:val="single" w:color="BFBFBF" w:sz="4"/>
-            </w:tcBorders>
-            <w:shd w:fill="F2F5FA" w:color="auto" w:val="clear"/>
-            <w:tcMar>
-              <w:top w:type="dxa" w:w="50"/>
-              <w:left w:type="dxa" w:w="90"/>
-              <w:bottom w:type="dxa" w:w="50"/>
-              <w:right w:type="dxa" w:w="90"/>
-            </w:tcMar>
-            <w:vAlign w:val="top"/>
-          </w:tcPr>
-          <w:p>
-            <w:pPr>
-              <w:jc w:val="left"/>
-            </w:pPr>
-            <w:r>
-              <w:rPr>
-                <w:sz w:val="18"/>
-                <w:szCs w:val="18"/>
-              </w:rPr>
-              <w:t xml:space="preserve">Nawodya K.P.G.P</w:t>
-            </w:r>
-          </w:p>
-        </w:tc>
-        <w:tc>
-          <w:tcPr>
-            <w:tcW w:type="dxa" w:w="1566"/>
-            <w:tcBorders>
-              <w:top w:val="single" w:color="BFBFBF" w:sz="4"/>
-              <w:left w:val="single" w:color="BFBFBF" w:sz="4"/>
-              <w:bottom w:val="single" w:color="BFBFBF" w:sz="4"/>
-              <w:right w:val="single" w:color="BFBFBF" w:sz="4"/>
-            </w:tcBorders>
-            <w:shd w:fill="F2F5FA" w:color="auto" w:val="clear"/>
-            <w:tcMar>
-              <w:top w:type="dxa" w:w="50"/>
-              <w:left w:type="dxa" w:w="90"/>
-              <w:bottom w:type="dxa" w:w="50"/>
-              <w:right w:type="dxa" w:w="90"/>
-            </w:tcMar>
-            <w:vAlign w:val="top"/>
-          </w:tcPr>
-          <w:p>
-            <w:pPr>
-              <w:jc w:val="left"/>
-            </w:pPr>
-            <w:r>
-              <w:rPr>
-                <w:sz w:val="18"/>
-                <w:szCs w:val="18"/>
-              </w:rPr>
-              <w:t xml:space="preserve">Decision Tree</w:t>
-            </w:r>
-          </w:p>
-        </w:tc>
-        <w:tc>
-          <w:tcPr>
-            <w:tcW w:type="dxa" w:w="4218"/>
+            <w:tcW w:type="dxa" w:w="8976"/>
             <w:tcBorders>
               <w:top w:val="single" w:color="BFBFBF" w:sz="4"/>
               <w:left w:val="single" w:color="BFBFBF" w:sz="4"/>
@@ -28254,7 +28565,7 @@
                 <w:szCs w:val="18"/>
                 <w:highlight w:val="yellow"/>
               </w:rPr>
-              <w:t xml:space="preserve">to be confirmed</w:t>
+              <w:t xml:space="preserve">to be added</w:t>
             </w:r>
           </w:p>
         </w:tc>
@@ -28265,7 +28576,7 @@
         </w:trPr>
         <w:tc>
           <w:tcPr>
-            <w:tcW w:type="dxa" w:w="602"/>
+            <w:tcW w:type="dxa" w:w="662"/>
             <w:tcBorders>
               <w:top w:val="single" w:color="BFBFBF" w:sz="4"/>
               <w:left w:val="single" w:color="BFBFBF" w:sz="4"/>
@@ -28295,97 +28606,7 @@
         </w:tc>
         <w:tc>
           <w:tcPr>
-            <w:tcW w:type="dxa" w:w="1325"/>
-            <w:tcBorders>
-              <w:top w:val="single" w:color="BFBFBF" w:sz="4"/>
-              <w:left w:val="single" w:color="BFBFBF" w:sz="4"/>
-              <w:bottom w:val="single" w:color="BFBFBF" w:sz="4"/>
-              <w:right w:val="single" w:color="BFBFBF" w:sz="4"/>
-            </w:tcBorders>
-            <w:tcMar>
-              <w:top w:type="dxa" w:w="50"/>
-              <w:left w:type="dxa" w:w="90"/>
-              <w:bottom w:type="dxa" w:w="50"/>
-              <w:right w:type="dxa" w:w="90"/>
-            </w:tcMar>
-            <w:vAlign w:val="top"/>
-          </w:tcPr>
-          <w:p>
-            <w:pPr>
-              <w:jc w:val="left"/>
-            </w:pPr>
-            <w:r>
-              <w:rPr>
-                <w:sz w:val="18"/>
-                <w:szCs w:val="18"/>
-              </w:rPr>
-              <w:t xml:space="preserve">IT24100509</w:t>
-            </w:r>
-          </w:p>
-        </w:tc>
-        <w:tc>
-          <w:tcPr>
-            <w:tcW w:type="dxa" w:w="1927"/>
-            <w:tcBorders>
-              <w:top w:val="single" w:color="BFBFBF" w:sz="4"/>
-              <w:left w:val="single" w:color="BFBFBF" w:sz="4"/>
-              <w:bottom w:val="single" w:color="BFBFBF" w:sz="4"/>
-              <w:right w:val="single" w:color="BFBFBF" w:sz="4"/>
-            </w:tcBorders>
-            <w:tcMar>
-              <w:top w:type="dxa" w:w="50"/>
-              <w:left w:type="dxa" w:w="90"/>
-              <w:bottom w:type="dxa" w:w="50"/>
-              <w:right w:type="dxa" w:w="90"/>
-            </w:tcMar>
-            <w:vAlign w:val="top"/>
-          </w:tcPr>
-          <w:p>
-            <w:pPr>
-              <w:jc w:val="left"/>
-            </w:pPr>
-            <w:r>
-              <w:rPr>
-                <w:sz w:val="18"/>
-                <w:szCs w:val="18"/>
-              </w:rPr>
-              <w:t xml:space="preserve">Fonseka W. P. L</w:t>
-            </w:r>
-          </w:p>
-        </w:tc>
-        <w:tc>
-          <w:tcPr>
-            <w:tcW w:type="dxa" w:w="1566"/>
-            <w:tcBorders>
-              <w:top w:val="single" w:color="BFBFBF" w:sz="4"/>
-              <w:left w:val="single" w:color="BFBFBF" w:sz="4"/>
-              <w:bottom w:val="single" w:color="BFBFBF" w:sz="4"/>
-              <w:right w:val="single" w:color="BFBFBF" w:sz="4"/>
-            </w:tcBorders>
-            <w:tcMar>
-              <w:top w:type="dxa" w:w="50"/>
-              <w:left w:type="dxa" w:w="90"/>
-              <w:bottom w:type="dxa" w:w="50"/>
-              <w:right w:type="dxa" w:w="90"/>
-            </w:tcMar>
-            <w:vAlign w:val="top"/>
-          </w:tcPr>
-          <w:p>
-            <w:pPr>
-              <w:jc w:val="left"/>
-            </w:pPr>
-            <w:r>
-              <w:rPr>
-                <w:sz w:val="18"/>
-                <w:szCs w:val="18"/>
-              </w:rPr>
-              <w:t xml:space="preserve">Random Forest</w:t>
-            </w:r>
-          </w:p>
-        </w:tc>
-        <w:tc>
-          <w:tcPr>
-            <w:tcW w:type="dxa" w:w="4218"/>
+            <w:tcW w:type="dxa" w:w="8976"/>
             <w:tcBorders>
               <w:top w:val="single" w:color="BFBFBF" w:sz="4"/>
               <w:left w:val="single" w:color="BFBFBF" w:sz="4"/>
@@ -28412,7 +28633,7 @@
                 <w:szCs w:val="18"/>
                 <w:highlight w:val="yellow"/>
               </w:rPr>
-              <w:t xml:space="preserve">to be confirmed</w:t>
+              <w:t xml:space="preserve">to be added</w:t>
             </w:r>
           </w:p>
         </w:tc>
@@ -28423,7 +28644,7 @@
         </w:trPr>
         <w:tc>
           <w:tcPr>
-            <w:tcW w:type="dxa" w:w="602"/>
+            <w:tcW w:type="dxa" w:w="662"/>
             <w:tcBorders>
               <w:top w:val="single" w:color="BFBFBF" w:sz="4"/>
               <w:left w:val="single" w:color="BFBFBF" w:sz="4"/>
@@ -28454,100 +28675,7 @@
         </w:tc>
         <w:tc>
           <w:tcPr>
-            <w:tcW w:type="dxa" w:w="1325"/>
-            <w:tcBorders>
-              <w:top w:val="single" w:color="BFBFBF" w:sz="4"/>
-              <w:left w:val="single" w:color="BFBFBF" w:sz="4"/>
-              <w:bottom w:val="single" w:color="BFBFBF" w:sz="4"/>
-              <w:right w:val="single" w:color="BFBFBF" w:sz="4"/>
-            </w:tcBorders>
-            <w:shd w:fill="F2F5FA" w:color="auto" w:val="clear"/>
-            <w:tcMar>
-              <w:top w:type="dxa" w:w="50"/>
-              <w:left w:type="dxa" w:w="90"/>
-              <w:bottom w:type="dxa" w:w="50"/>
-              <w:right w:type="dxa" w:w="90"/>
-            </w:tcMar>
-            <w:vAlign w:val="top"/>
-          </w:tcPr>
-          <w:p>
-            <w:pPr>
-              <w:jc w:val="left"/>
-            </w:pPr>
-            <w:r>
-              <w:rPr>
-                <w:sz w:val="18"/>
-                <w:szCs w:val="18"/>
-              </w:rPr>
-              <w:t xml:space="preserve">IT24101027</w:t>
-            </w:r>
-          </w:p>
-        </w:tc>
-        <w:tc>
-          <w:tcPr>
-            <w:tcW w:type="dxa" w:w="1927"/>
-            <w:tcBorders>
-              <w:top w:val="single" w:color="BFBFBF" w:sz="4"/>
-              <w:left w:val="single" w:color="BFBFBF" w:sz="4"/>
-              <w:bottom w:val="single" w:color="BFBFBF" w:sz="4"/>
-              <w:right w:val="single" w:color="BFBFBF" w:sz="4"/>
-            </w:tcBorders>
-            <w:shd w:fill="F2F5FA" w:color="auto" w:val="clear"/>
-            <w:tcMar>
-              <w:top w:type="dxa" w:w="50"/>
-              <w:left w:type="dxa" w:w="90"/>
-              <w:bottom w:type="dxa" w:w="50"/>
-              <w:right w:type="dxa" w:w="90"/>
-            </w:tcMar>
-            <w:vAlign w:val="top"/>
-          </w:tcPr>
-          <w:p>
-            <w:pPr>
-              <w:jc w:val="left"/>
-            </w:pPr>
-            <w:r>
-              <w:rPr>
-                <w:sz w:val="18"/>
-                <w:szCs w:val="18"/>
-              </w:rPr>
-              <w:t xml:space="preserve">Seelarathna G.P.B</w:t>
-            </w:r>
-          </w:p>
-        </w:tc>
-        <w:tc>
-          <w:tcPr>
-            <w:tcW w:type="dxa" w:w="1566"/>
-            <w:tcBorders>
-              <w:top w:val="single" w:color="BFBFBF" w:sz="4"/>
-              <w:left w:val="single" w:color="BFBFBF" w:sz="4"/>
-              <w:bottom w:val="single" w:color="BFBFBF" w:sz="4"/>
-              <w:right w:val="single" w:color="BFBFBF" w:sz="4"/>
-            </w:tcBorders>
-            <w:shd w:fill="F2F5FA" w:color="auto" w:val="clear"/>
-            <w:tcMar>
-              <w:top w:type="dxa" w:w="50"/>
-              <w:left w:type="dxa" w:w="90"/>
-              <w:bottom w:type="dxa" w:w="50"/>
-              <w:right w:type="dxa" w:w="90"/>
-            </w:tcMar>
-            <w:vAlign w:val="top"/>
-          </w:tcPr>
-          <w:p>
-            <w:pPr>
-              <w:jc w:val="left"/>
-            </w:pPr>
-            <w:r>
-              <w:rPr>
-                <w:sz w:val="18"/>
-                <w:szCs w:val="18"/>
-              </w:rPr>
-              <w:t xml:space="preserve">XGBoost</w:t>
-            </w:r>
-          </w:p>
-        </w:tc>
-        <w:tc>
-          <w:tcPr>
-            <w:tcW w:type="dxa" w:w="4218"/>
+            <w:tcW w:type="dxa" w:w="8976"/>
             <w:tcBorders>
               <w:top w:val="single" w:color="BFBFBF" w:sz="4"/>
               <w:left w:val="single" w:color="BFBFBF" w:sz="4"/>
@@ -28575,7 +28703,7 @@
                 <w:szCs w:val="18"/>
                 <w:highlight w:val="yellow"/>
               </w:rPr>
-              <w:t xml:space="preserve">to be confirmed</w:t>
+              <w:t xml:space="preserve">to be added</w:t>
             </w:r>
           </w:p>
         </w:tc>
@@ -28614,7 +28742,17 @@
         <w:spacing w:after="60"/>
       </w:pPr>
       <w:r>
-        <w:t xml:space="preserve">Antonio, N., de Almeida, A. &amp; Nunes, L. (2019). Hotel booking demand datasets. *Data in Brief*, 22, 41–49. https://doi.org/10.1016/j.dib.2018.11.126</w:t>
+        <w:t xml:space="preserve">Antonio, N., de Almeida, A. &amp; Nunes, L. (2019). Hotel booking demand datasets. </w:t>
+      </w:r>
+      <w:r>
+        <w:rPr>
+          <w:i/>
+          <w:iCs/>
+        </w:rPr>
+        <w:t xml:space="preserve">Data in Brief</w:t>
+      </w:r>
+      <w:r>
+        <w:t xml:space="preserve">, 22, 41–49. https://doi.org/10.1016/j.dib.2018.11.126</w:t>
       </w:r>
     </w:p>
     <w:p>

--- a/IT3091_Final_Report_2026-AI-46.docx
+++ b/IT3091_Final_Report_2026-AI-46.docx
@@ -27697,616 +27697,17 @@
         <w:spacing w:after="120"/>
       </w:pPr>
       <w:r>
-        <w:t xml:space="preserve">Each member was given one area of the project in the initial submission (15 September 2026, section 5.2): one part of the data work and one model. Each member is responsible for reviewing, explaining and presenting their area.</w:t>
+        <w:t xml:space="preserve">The initial submission gave each member one slice of the shared foundation and one model. On 3 September 2026 the schedule was cut from seven weeks to three, and </w:t>
       </w:r>
-    </w:p>
-    <w:tbl>
-      <w:tblPr>
-        <w:tblW w:type="dxa" w:w="9638"/>
-        <w:tblBorders>
-          <w:top w:val="single" w:color="auto" w:sz="4"/>
-          <w:left w:val="single" w:color="auto" w:sz="4"/>
-          <w:bottom w:val="single" w:color="auto" w:sz="4"/>
-          <w:right w:val="single" w:color="auto" w:sz="4"/>
-          <w:insideH w:val="single" w:color="auto" w:sz="4"/>
-          <w:insideV w:val="single" w:color="auto" w:sz="4"/>
-        </w:tblBorders>
-        <w:tblLayout w:type="fixed"/>
-      </w:tblPr>
-      <w:tblGrid>
-        <w:gridCol w:w="662"/>
-        <w:gridCol w:w="2354"/>
-        <w:gridCol w:w="6622"/>
-      </w:tblGrid>
-      <w:tr>
-        <w:trPr>
-          <w:tblHeader/>
-        </w:trPr>
-        <w:tc>
-          <w:tcPr>
-            <w:tcW w:type="dxa" w:w="662"/>
-            <w:tcBorders>
-              <w:top w:val="single" w:color="BFBFBF" w:sz="4"/>
-              <w:left w:val="single" w:color="BFBFBF" w:sz="4"/>
-              <w:bottom w:val="single" w:color="BFBFBF" w:sz="4"/>
-              <w:right w:val="single" w:color="BFBFBF" w:sz="4"/>
-            </w:tcBorders>
-            <w:shd w:fill="1F3864" w:color="auto" w:val="clear"/>
-            <w:tcMar>
-              <w:top w:type="dxa" w:w="50"/>
-              <w:left w:type="dxa" w:w="90"/>
-              <w:bottom w:type="dxa" w:w="50"/>
-              <w:right w:type="dxa" w:w="90"/>
-            </w:tcMar>
-            <w:vAlign w:val="top"/>
-          </w:tcPr>
-          <w:p>
-            <w:pPr>
-              <w:jc w:val="left"/>
-            </w:pPr>
-            <w:r>
-              <w:rPr>
-                <w:b/>
-                <w:bCs/>
-                <w:color w:val="FFFFFF"/>
-                <w:sz w:val="18"/>
-                <w:szCs w:val="18"/>
-              </w:rPr>
-              <w:t xml:space="preserve">Ref</w:t>
-            </w:r>
-          </w:p>
-        </w:tc>
-        <w:tc>
-          <w:tcPr>
-            <w:tcW w:type="dxa" w:w="2354"/>
-            <w:tcBorders>
-              <w:top w:val="single" w:color="BFBFBF" w:sz="4"/>
-              <w:left w:val="single" w:color="BFBFBF" w:sz="4"/>
-              <w:bottom w:val="single" w:color="BFBFBF" w:sz="4"/>
-              <w:right w:val="single" w:color="BFBFBF" w:sz="4"/>
-            </w:tcBorders>
-            <w:shd w:fill="1F3864" w:color="auto" w:val="clear"/>
-            <w:tcMar>
-              <w:top w:type="dxa" w:w="50"/>
-              <w:left w:type="dxa" w:w="90"/>
-              <w:bottom w:type="dxa" w:w="50"/>
-              <w:right w:type="dxa" w:w="90"/>
-            </w:tcMar>
-            <w:vAlign w:val="top"/>
-          </w:tcPr>
-          <w:p>
-            <w:pPr>
-              <w:jc w:val="left"/>
-            </w:pPr>
-            <w:r>
-              <w:rPr>
-                <w:b/>
-                <w:bCs/>
-                <w:color w:val="FFFFFF"/>
-                <w:sz w:val="18"/>
-                <w:szCs w:val="18"/>
-              </w:rPr>
-              <w:t xml:space="preserve">Member</w:t>
-            </w:r>
-          </w:p>
-        </w:tc>
-        <w:tc>
-          <w:tcPr>
-            <w:tcW w:type="dxa" w:w="6622"/>
-            <w:tcBorders>
-              <w:top w:val="single" w:color="BFBFBF" w:sz="4"/>
-              <w:left w:val="single" w:color="BFBFBF" w:sz="4"/>
-              <w:bottom w:val="single" w:color="BFBFBF" w:sz="4"/>
-              <w:right w:val="single" w:color="BFBFBF" w:sz="4"/>
-            </w:tcBorders>
-            <w:shd w:fill="1F3864" w:color="auto" w:val="clear"/>
-            <w:tcMar>
-              <w:top w:type="dxa" w:w="50"/>
-              <w:left w:type="dxa" w:w="90"/>
-              <w:bottom w:type="dxa" w:w="50"/>
-              <w:right w:type="dxa" w:w="90"/>
-            </w:tcMar>
-            <w:vAlign w:val="top"/>
-          </w:tcPr>
-          <w:p>
-            <w:pPr>
-              <w:jc w:val="left"/>
-            </w:pPr>
-            <w:r>
-              <w:rPr>
-                <w:b/>
-                <w:bCs/>
-                <w:color w:val="FFFFFF"/>
-                <w:sz w:val="18"/>
-                <w:szCs w:val="18"/>
-              </w:rPr>
-              <w:t xml:space="preserve">Area of responsibility (initial submission)</w:t>
-            </w:r>
-          </w:p>
-        </w:tc>
-      </w:tr>
-      <w:tr>
-        <w:trPr>
-          <w:cantSplit/>
-        </w:trPr>
-        <w:tc>
-          <w:tcPr>
-            <w:tcW w:type="dxa" w:w="662"/>
-            <w:tcBorders>
-              <w:top w:val="single" w:color="BFBFBF" w:sz="4"/>
-              <w:left w:val="single" w:color="BFBFBF" w:sz="4"/>
-              <w:bottom w:val="single" w:color="BFBFBF" w:sz="4"/>
-              <w:right w:val="single" w:color="BFBFBF" w:sz="4"/>
-            </w:tcBorders>
-            <w:tcMar>
-              <w:top w:type="dxa" w:w="50"/>
-              <w:left w:type="dxa" w:w="90"/>
-              <w:bottom w:type="dxa" w:w="50"/>
-              <w:right w:type="dxa" w:w="90"/>
-            </w:tcMar>
-            <w:vAlign w:val="top"/>
-          </w:tcPr>
-          <w:p>
-            <w:pPr>
-              <w:jc w:val="left"/>
-            </w:pPr>
-            <w:r>
-              <w:rPr>
-                <w:sz w:val="18"/>
-                <w:szCs w:val="18"/>
-              </w:rPr>
-              <w:t xml:space="preserve">M1</w:t>
-            </w:r>
-          </w:p>
-        </w:tc>
-        <w:tc>
-          <w:tcPr>
-            <w:tcW w:type="dxa" w:w="2354"/>
-            <w:tcBorders>
-              <w:top w:val="single" w:color="BFBFBF" w:sz="4"/>
-              <w:left w:val="single" w:color="BFBFBF" w:sz="4"/>
-              <w:bottom w:val="single" w:color="BFBFBF" w:sz="4"/>
-              <w:right w:val="single" w:color="BFBFBF" w:sz="4"/>
-            </w:tcBorders>
-            <w:tcMar>
-              <w:top w:type="dxa" w:w="50"/>
-              <w:left w:type="dxa" w:w="90"/>
-              <w:bottom w:type="dxa" w:w="50"/>
-              <w:right w:type="dxa" w:w="90"/>
-            </w:tcMar>
-            <w:vAlign w:val="top"/>
-          </w:tcPr>
-          <w:p>
-            <w:pPr>
-              <w:jc w:val="left"/>
-            </w:pPr>
-            <w:r>
-              <w:rPr>
-                <w:sz w:val="18"/>
-                <w:szCs w:val="18"/>
-              </w:rPr>
-              <w:t xml:space="preserve">Warnakulasinhage S.N.A</w:t>
-            </w:r>
-          </w:p>
-          <w:p>
-            <w:pPr>
-              <w:jc w:val="left"/>
-            </w:pPr>
-            <w:r>
-              <w:rPr>
-                <w:sz w:val="18"/>
-                <w:szCs w:val="18"/>
-              </w:rPr>
-              <w:t xml:space="preserve">IT24101147</w:t>
-            </w:r>
-          </w:p>
-        </w:tc>
-        <w:tc>
-          <w:tcPr>
-            <w:tcW w:type="dxa" w:w="6622"/>
-            <w:tcBorders>
-              <w:top w:val="single" w:color="BFBFBF" w:sz="4"/>
-              <w:left w:val="single" w:color="BFBFBF" w:sz="4"/>
-              <w:bottom w:val="single" w:color="BFBFBF" w:sz="4"/>
-              <w:right w:val="single" w:color="BFBFBF" w:sz="4"/>
-            </w:tcBorders>
-            <w:tcMar>
-              <w:top w:type="dxa" w:w="50"/>
-              <w:left w:type="dxa" w:w="90"/>
-              <w:bottom w:type="dxa" w:w="50"/>
-              <w:right w:type="dxa" w:w="90"/>
-            </w:tcMar>
-            <w:vAlign w:val="top"/>
-          </w:tcPr>
-          <w:p>
-            <w:pPr>
-              <w:jc w:val="left"/>
-            </w:pPr>
-            <w:r>
-              <w:rPr>
-                <w:sz w:val="18"/>
-                <w:szCs w:val="18"/>
-              </w:rPr>
-              <w:t xml:space="preserve">Notebook 02 (split, preprocessing, encoding), project coordination (workflow, decision log, comparison, report), </w:t>
-            </w:r>
-            <w:r>
-              <w:rPr>
-                <w:b/>
-                <w:bCs/>
-                <w:sz w:val="18"/>
-                <w:szCs w:val="18"/>
-              </w:rPr>
-              <w:t xml:space="preserve">Logistic Regression</w:t>
-            </w:r>
-          </w:p>
-        </w:tc>
-      </w:tr>
-      <w:tr>
-        <w:trPr>
-          <w:cantSplit/>
-        </w:trPr>
-        <w:tc>
-          <w:tcPr>
-            <w:tcW w:type="dxa" w:w="662"/>
-            <w:tcBorders>
-              <w:top w:val="single" w:color="BFBFBF" w:sz="4"/>
-              <w:left w:val="single" w:color="BFBFBF" w:sz="4"/>
-              <w:bottom w:val="single" w:color="BFBFBF" w:sz="4"/>
-              <w:right w:val="single" w:color="BFBFBF" w:sz="4"/>
-            </w:tcBorders>
-            <w:shd w:fill="F2F5FA" w:color="auto" w:val="clear"/>
-            <w:tcMar>
-              <w:top w:type="dxa" w:w="50"/>
-              <w:left w:type="dxa" w:w="90"/>
-              <w:bottom w:type="dxa" w:w="50"/>
-              <w:right w:type="dxa" w:w="90"/>
-            </w:tcMar>
-            <w:vAlign w:val="top"/>
-          </w:tcPr>
-          <w:p>
-            <w:pPr>
-              <w:jc w:val="left"/>
-            </w:pPr>
-            <w:r>
-              <w:rPr>
-                <w:sz w:val="18"/>
-                <w:szCs w:val="18"/>
-              </w:rPr>
-              <w:t xml:space="preserve">M2</w:t>
-            </w:r>
-          </w:p>
-        </w:tc>
-        <w:tc>
-          <w:tcPr>
-            <w:tcW w:type="dxa" w:w="2354"/>
-            <w:tcBorders>
-              <w:top w:val="single" w:color="BFBFBF" w:sz="4"/>
-              <w:left w:val="single" w:color="BFBFBF" w:sz="4"/>
-              <w:bottom w:val="single" w:color="BFBFBF" w:sz="4"/>
-              <w:right w:val="single" w:color="BFBFBF" w:sz="4"/>
-            </w:tcBorders>
-            <w:shd w:fill="F2F5FA" w:color="auto" w:val="clear"/>
-            <w:tcMar>
-              <w:top w:type="dxa" w:w="50"/>
-              <w:left w:type="dxa" w:w="90"/>
-              <w:bottom w:type="dxa" w:w="50"/>
-              <w:right w:type="dxa" w:w="90"/>
-            </w:tcMar>
-            <w:vAlign w:val="top"/>
-          </w:tcPr>
-          <w:p>
-            <w:pPr>
-              <w:jc w:val="left"/>
-            </w:pPr>
-            <w:r>
-              <w:rPr>
-                <w:sz w:val="18"/>
-                <w:szCs w:val="18"/>
-              </w:rPr>
-              <w:t xml:space="preserve">Nawodya K.P.G.P</w:t>
-            </w:r>
-          </w:p>
-          <w:p>
-            <w:pPr>
-              <w:jc w:val="left"/>
-            </w:pPr>
-            <w:r>
-              <w:rPr>
-                <w:sz w:val="18"/>
-                <w:szCs w:val="18"/>
-              </w:rPr>
-              <w:t xml:space="preserve">IT24102629</w:t>
-            </w:r>
-          </w:p>
-        </w:tc>
-        <w:tc>
-          <w:tcPr>
-            <w:tcW w:type="dxa" w:w="6622"/>
-            <w:tcBorders>
-              <w:top w:val="single" w:color="BFBFBF" w:sz="4"/>
-              <w:left w:val="single" w:color="BFBFBF" w:sz="4"/>
-              <w:bottom w:val="single" w:color="BFBFBF" w:sz="4"/>
-              <w:right w:val="single" w:color="BFBFBF" w:sz="4"/>
-            </w:tcBorders>
-            <w:shd w:fill="F2F5FA" w:color="auto" w:val="clear"/>
-            <w:tcMar>
-              <w:top w:type="dxa" w:w="50"/>
-              <w:left w:type="dxa" w:w="90"/>
-              <w:bottom w:type="dxa" w:w="50"/>
-              <w:right w:type="dxa" w:w="90"/>
-            </w:tcMar>
-            <w:vAlign w:val="top"/>
-          </w:tcPr>
-          <w:p>
-            <w:pPr>
-              <w:jc w:val="left"/>
-            </w:pPr>
-            <w:r>
-              <w:rPr>
-                <w:sz w:val="18"/>
-                <w:szCs w:val="18"/>
-              </w:rPr>
-              <w:t xml:space="preserve">Notebook 01 §2–5 (data quality, data dictionary), </w:t>
-            </w:r>
-            <w:r>
-              <w:rPr>
-                <w:b/>
-                <w:bCs/>
-                <w:sz w:val="18"/>
-                <w:szCs w:val="18"/>
-              </w:rPr>
-              <w:t xml:space="preserve">Decision Tree</w:t>
-            </w:r>
-          </w:p>
-        </w:tc>
-      </w:tr>
-      <w:tr>
-        <w:trPr>
-          <w:cantSplit/>
-        </w:trPr>
-        <w:tc>
-          <w:tcPr>
-            <w:tcW w:type="dxa" w:w="662"/>
-            <w:tcBorders>
-              <w:top w:val="single" w:color="BFBFBF" w:sz="4"/>
-              <w:left w:val="single" w:color="BFBFBF" w:sz="4"/>
-              <w:bottom w:val="single" w:color="BFBFBF" w:sz="4"/>
-              <w:right w:val="single" w:color="BFBFBF" w:sz="4"/>
-            </w:tcBorders>
-            <w:tcMar>
-              <w:top w:type="dxa" w:w="50"/>
-              <w:left w:type="dxa" w:w="90"/>
-              <w:bottom w:type="dxa" w:w="50"/>
-              <w:right w:type="dxa" w:w="90"/>
-            </w:tcMar>
-            <w:vAlign w:val="top"/>
-          </w:tcPr>
-          <w:p>
-            <w:pPr>
-              <w:jc w:val="left"/>
-            </w:pPr>
-            <w:r>
-              <w:rPr>
-                <w:sz w:val="18"/>
-                <w:szCs w:val="18"/>
-              </w:rPr>
-              <w:t xml:space="preserve">M3</w:t>
-            </w:r>
-          </w:p>
-        </w:tc>
-        <w:tc>
-          <w:tcPr>
-            <w:tcW w:type="dxa" w:w="2354"/>
-            <w:tcBorders>
-              <w:top w:val="single" w:color="BFBFBF" w:sz="4"/>
-              <w:left w:val="single" w:color="BFBFBF" w:sz="4"/>
-              <w:bottom w:val="single" w:color="BFBFBF" w:sz="4"/>
-              <w:right w:val="single" w:color="BFBFBF" w:sz="4"/>
-            </w:tcBorders>
-            <w:tcMar>
-              <w:top w:type="dxa" w:w="50"/>
-              <w:left w:type="dxa" w:w="90"/>
-              <w:bottom w:type="dxa" w:w="50"/>
-              <w:right w:type="dxa" w:w="90"/>
-            </w:tcMar>
-            <w:vAlign w:val="top"/>
-          </w:tcPr>
-          <w:p>
-            <w:pPr>
-              <w:jc w:val="left"/>
-            </w:pPr>
-            <w:r>
-              <w:rPr>
-                <w:sz w:val="18"/>
-                <w:szCs w:val="18"/>
-              </w:rPr>
-              <w:t xml:space="preserve">Fonseka W. P. L</w:t>
-            </w:r>
-          </w:p>
-          <w:p>
-            <w:pPr>
-              <w:jc w:val="left"/>
-            </w:pPr>
-            <w:r>
-              <w:rPr>
-                <w:sz w:val="18"/>
-                <w:szCs w:val="18"/>
-              </w:rPr>
-              <w:t xml:space="preserve">IT24100509</w:t>
-            </w:r>
-          </w:p>
-        </w:tc>
-        <w:tc>
-          <w:tcPr>
-            <w:tcW w:type="dxa" w:w="6622"/>
-            <w:tcBorders>
-              <w:top w:val="single" w:color="BFBFBF" w:sz="4"/>
-              <w:left w:val="single" w:color="BFBFBF" w:sz="4"/>
-              <w:bottom w:val="single" w:color="BFBFBF" w:sz="4"/>
-              <w:right w:val="single" w:color="BFBFBF" w:sz="4"/>
-            </w:tcBorders>
-            <w:tcMar>
-              <w:top w:type="dxa" w:w="50"/>
-              <w:left w:type="dxa" w:w="90"/>
-              <w:bottom w:type="dxa" w:w="50"/>
-              <w:right w:type="dxa" w:w="90"/>
-            </w:tcMar>
-            <w:vAlign w:val="top"/>
-          </w:tcPr>
-          <w:p>
-            <w:pPr>
-              <w:jc w:val="left"/>
-            </w:pPr>
-            <w:r>
-              <w:rPr>
-                <w:sz w:val="18"/>
-                <w:szCs w:val="18"/>
-              </w:rPr>
-              <w:t xml:space="preserve">Notebook 01 §6–8.6 (class balance, leakage, booking drivers), </w:t>
-            </w:r>
-            <w:r>
-              <w:rPr>
-                <w:b/>
-                <w:bCs/>
-                <w:sz w:val="18"/>
-                <w:szCs w:val="18"/>
-              </w:rPr>
-              <w:t xml:space="preserve">Random Forest</w:t>
-            </w:r>
-          </w:p>
-        </w:tc>
-      </w:tr>
-      <w:tr>
-        <w:trPr>
-          <w:cantSplit/>
-        </w:trPr>
-        <w:tc>
-          <w:tcPr>
-            <w:tcW w:type="dxa" w:w="662"/>
-            <w:tcBorders>
-              <w:top w:val="single" w:color="BFBFBF" w:sz="4"/>
-              <w:left w:val="single" w:color="BFBFBF" w:sz="4"/>
-              <w:bottom w:val="single" w:color="BFBFBF" w:sz="4"/>
-              <w:right w:val="single" w:color="BFBFBF" w:sz="4"/>
-            </w:tcBorders>
-            <w:shd w:fill="F2F5FA" w:color="auto" w:val="clear"/>
-            <w:tcMar>
-              <w:top w:type="dxa" w:w="50"/>
-              <w:left w:type="dxa" w:w="90"/>
-              <w:bottom w:type="dxa" w:w="50"/>
-              <w:right w:type="dxa" w:w="90"/>
-            </w:tcMar>
-            <w:vAlign w:val="top"/>
-          </w:tcPr>
-          <w:p>
-            <w:pPr>
-              <w:jc w:val="left"/>
-            </w:pPr>
-            <w:r>
-              <w:rPr>
-                <w:sz w:val="18"/>
-                <w:szCs w:val="18"/>
-              </w:rPr>
-              <w:t xml:space="preserve">M4</w:t>
-            </w:r>
-          </w:p>
-        </w:tc>
-        <w:tc>
-          <w:tcPr>
-            <w:tcW w:type="dxa" w:w="2354"/>
-            <w:tcBorders>
-              <w:top w:val="single" w:color="BFBFBF" w:sz="4"/>
-              <w:left w:val="single" w:color="BFBFBF" w:sz="4"/>
-              <w:bottom w:val="single" w:color="BFBFBF" w:sz="4"/>
-              <w:right w:val="single" w:color="BFBFBF" w:sz="4"/>
-            </w:tcBorders>
-            <w:shd w:fill="F2F5FA" w:color="auto" w:val="clear"/>
-            <w:tcMar>
-              <w:top w:type="dxa" w:w="50"/>
-              <w:left w:type="dxa" w:w="90"/>
-              <w:bottom w:type="dxa" w:w="50"/>
-              <w:right w:type="dxa" w:w="90"/>
-            </w:tcMar>
-            <w:vAlign w:val="top"/>
-          </w:tcPr>
-          <w:p>
-            <w:pPr>
-              <w:jc w:val="left"/>
-            </w:pPr>
-            <w:r>
-              <w:rPr>
-                <w:sz w:val="18"/>
-                <w:szCs w:val="18"/>
-              </w:rPr>
-              <w:t xml:space="preserve">Seelarathna G.P.B</w:t>
-            </w:r>
-          </w:p>
-          <w:p>
-            <w:pPr>
-              <w:jc w:val="left"/>
-            </w:pPr>
-            <w:r>
-              <w:rPr>
-                <w:sz w:val="18"/>
-                <w:szCs w:val="18"/>
-              </w:rPr>
-              <w:t xml:space="preserve">IT24101027</w:t>
-            </w:r>
-          </w:p>
-        </w:tc>
-        <w:tc>
-          <w:tcPr>
-            <w:tcW w:type="dxa" w:w="6622"/>
-            <w:tcBorders>
-              <w:top w:val="single" w:color="BFBFBF" w:sz="4"/>
-              <w:left w:val="single" w:color="BFBFBF" w:sz="4"/>
-              <w:bottom w:val="single" w:color="BFBFBF" w:sz="4"/>
-              <w:right w:val="single" w:color="BFBFBF" w:sz="4"/>
-            </w:tcBorders>
-            <w:shd w:fill="F2F5FA" w:color="auto" w:val="clear"/>
-            <w:tcMar>
-              <w:top w:type="dxa" w:w="50"/>
-              <w:left w:type="dxa" w:w="90"/>
-              <w:bottom w:type="dxa" w:w="50"/>
-              <w:right w:type="dxa" w:w="90"/>
-            </w:tcMar>
-            <w:vAlign w:val="top"/>
-          </w:tcPr>
-          <w:p>
-            <w:pPr>
-              <w:jc w:val="left"/>
-            </w:pPr>
-            <w:r>
-              <w:rPr>
-                <w:sz w:val="18"/>
-                <w:szCs w:val="18"/>
-              </w:rPr>
-              <w:t xml:space="preserve">Notebook 01 §8.7–11 (seasonality, country, price, feature engineering), </w:t>
-            </w:r>
-            <w:r>
-              <w:rPr>
-                <w:b/>
-                <w:bCs/>
-                <w:sz w:val="18"/>
-                <w:szCs w:val="18"/>
-              </w:rPr>
-              <w:t xml:space="preserve">XGBoost</w:t>
-            </w:r>
-          </w:p>
-        </w:tc>
-      </w:tr>
-    </w:tbl>
-    <w:p>
-      <w:pPr>
-        <w:spacing w:after="120"/>
-      </w:pPr>
-    </w:p>
-    <w:p>
-      <w:pPr>
-        <w:spacing w:after="120"/>
-      </w:pPr>
       <w:r>
-        <w:t xml:space="preserve">When the schedule was cut from seven weeks to three (3 September 2026), the project lead (M1) built the shared code. The Neural Network and the ensemble were added beyond the four planned models.</w:t>
+        <w:rPr>
+          <w:b/>
+          <w:bCs/>
+        </w:rPr>
+        <w:t xml:space="preserve">the project lead (M1) built the whole shared foundation</w:t>
+      </w:r>
+      <w:r>
+        <w:t xml:space="preserve">. The Neural Network and the ensemble were added beyond the four planned models.</w:t>
       </w:r>
     </w:p>
     <w:p>
@@ -28332,7 +27733,7 @@
           <w:sz w:val="20"/>
           <w:szCs w:val="20"/>
         </w:rPr>
-        <w:t xml:space="preserve"> add each member's contribution below once it is done (for example: reviewed and re-ran their notebook, presented their part in the video, prepared it for the viva).</w:t>
+        <w:t xml:space="preserve"> each member replaces the highlighted text with what they actually did. Keep it true: an uneven table is better than a false one.</w:t>
       </w:r>
     </w:p>
     <w:tbl>
@@ -28349,8 +27750,11 @@
         <w:tblLayout w:type="fixed"/>
       </w:tblPr>
       <w:tblGrid>
-        <w:gridCol w:w="662"/>
-        <w:gridCol w:w="8976"/>
+        <w:gridCol w:w="602"/>
+        <w:gridCol w:w="1325"/>
+        <w:gridCol w:w="1927"/>
+        <w:gridCol w:w="1566"/>
+        <w:gridCol w:w="4218"/>
       </w:tblGrid>
       <w:tr>
         <w:trPr>
@@ -28358,7 +27762,7 @@
         </w:trPr>
         <w:tc>
           <w:tcPr>
-            <w:tcW w:type="dxa" w:w="662"/>
+            <w:tcW w:type="dxa" w:w="602"/>
             <w:tcBorders>
               <w:top w:val="single" w:color="BFBFBF" w:sz="4"/>
               <w:left w:val="single" w:color="BFBFBF" w:sz="4"/>
@@ -28392,7 +27796,7 @@
         </w:tc>
         <w:tc>
           <w:tcPr>
-            <w:tcW w:type="dxa" w:w="8976"/>
+            <w:tcW w:type="dxa" w:w="1325"/>
             <w:tcBorders>
               <w:top w:val="single" w:color="BFBFBF" w:sz="4"/>
               <w:left w:val="single" w:color="BFBFBF" w:sz="4"/>
@@ -28420,7 +27824,109 @@
                 <w:sz w:val="18"/>
                 <w:szCs w:val="18"/>
               </w:rPr>
-              <w:t xml:space="preserve">Contribution</w:t>
+              <w:t xml:space="preserve">Student ID</w:t>
+            </w:r>
+          </w:p>
+        </w:tc>
+        <w:tc>
+          <w:tcPr>
+            <w:tcW w:type="dxa" w:w="1927"/>
+            <w:tcBorders>
+              <w:top w:val="single" w:color="BFBFBF" w:sz="4"/>
+              <w:left w:val="single" w:color="BFBFBF" w:sz="4"/>
+              <w:bottom w:val="single" w:color="BFBFBF" w:sz="4"/>
+              <w:right w:val="single" w:color="BFBFBF" w:sz="4"/>
+            </w:tcBorders>
+            <w:shd w:fill="1F3864" w:color="auto" w:val="clear"/>
+            <w:tcMar>
+              <w:top w:type="dxa" w:w="50"/>
+              <w:left w:type="dxa" w:w="90"/>
+              <w:bottom w:type="dxa" w:w="50"/>
+              <w:right w:type="dxa" w:w="90"/>
+            </w:tcMar>
+            <w:vAlign w:val="top"/>
+          </w:tcPr>
+          <w:p>
+            <w:pPr>
+              <w:jc w:val="left"/>
+            </w:pPr>
+            <w:r>
+              <w:rPr>
+                <w:b/>
+                <w:bCs/>
+                <w:color w:val="FFFFFF"/>
+                <w:sz w:val="18"/>
+                <w:szCs w:val="18"/>
+              </w:rPr>
+              <w:t xml:space="preserve">Name</w:t>
+            </w:r>
+          </w:p>
+        </w:tc>
+        <w:tc>
+          <w:tcPr>
+            <w:tcW w:type="dxa" w:w="1566"/>
+            <w:tcBorders>
+              <w:top w:val="single" w:color="BFBFBF" w:sz="4"/>
+              <w:left w:val="single" w:color="BFBFBF" w:sz="4"/>
+              <w:bottom w:val="single" w:color="BFBFBF" w:sz="4"/>
+              <w:right w:val="single" w:color="BFBFBF" w:sz="4"/>
+            </w:tcBorders>
+            <w:shd w:fill="1F3864" w:color="auto" w:val="clear"/>
+            <w:tcMar>
+              <w:top w:type="dxa" w:w="50"/>
+              <w:left w:type="dxa" w:w="90"/>
+              <w:bottom w:type="dxa" w:w="50"/>
+              <w:right w:type="dxa" w:w="90"/>
+            </w:tcMar>
+            <w:vAlign w:val="top"/>
+          </w:tcPr>
+          <w:p>
+            <w:pPr>
+              <w:jc w:val="left"/>
+            </w:pPr>
+            <w:r>
+              <w:rPr>
+                <w:b/>
+                <w:bCs/>
+                <w:color w:val="FFFFFF"/>
+                <w:sz w:val="18"/>
+                <w:szCs w:val="18"/>
+              </w:rPr>
+              <w:t xml:space="preserve">Planned model</w:t>
+            </w:r>
+          </w:p>
+        </w:tc>
+        <w:tc>
+          <w:tcPr>
+            <w:tcW w:type="dxa" w:w="4218"/>
+            <w:tcBorders>
+              <w:top w:val="single" w:color="BFBFBF" w:sz="4"/>
+              <w:left w:val="single" w:color="BFBFBF" w:sz="4"/>
+              <w:bottom w:val="single" w:color="BFBFBF" w:sz="4"/>
+              <w:right w:val="single" w:color="BFBFBF" w:sz="4"/>
+            </w:tcBorders>
+            <w:shd w:fill="1F3864" w:color="auto" w:val="clear"/>
+            <w:tcMar>
+              <w:top w:type="dxa" w:w="50"/>
+              <w:left w:type="dxa" w:w="90"/>
+              <w:bottom w:type="dxa" w:w="50"/>
+              <w:right w:type="dxa" w:w="90"/>
+            </w:tcMar>
+            <w:vAlign w:val="top"/>
+          </w:tcPr>
+          <w:p>
+            <w:pPr>
+              <w:jc w:val="left"/>
+            </w:pPr>
+            <w:r>
+              <w:rPr>
+                <w:b/>
+                <w:bCs/>
+                <w:color w:val="FFFFFF"/>
+                <w:sz w:val="18"/>
+                <w:szCs w:val="18"/>
+              </w:rPr>
+              <w:t xml:space="preserve">What they did</w:t>
             </w:r>
           </w:p>
         </w:tc>
@@ -28431,7 +27937,7 @@
         </w:trPr>
         <w:tc>
           <w:tcPr>
-            <w:tcW w:type="dxa" w:w="662"/>
+            <w:tcW w:type="dxa" w:w="602"/>
             <w:tcBorders>
               <w:top w:val="single" w:color="BFBFBF" w:sz="4"/>
               <w:left w:val="single" w:color="BFBFBF" w:sz="4"/>
@@ -28461,31 +27967,121 @@
         </w:tc>
         <w:tc>
           <w:tcPr>
-            <w:tcW w:type="dxa" w:w="8976"/>
-            <w:tcBorders>
-              <w:top w:val="single" w:color="BFBFBF" w:sz="4"/>
-              <w:left w:val="single" w:color="BFBFBF" w:sz="4"/>
-              <w:bottom w:val="single" w:color="BFBFBF" w:sz="4"/>
-              <w:right w:val="single" w:color="BFBFBF" w:sz="4"/>
-            </w:tcBorders>
-            <w:tcMar>
-              <w:top w:type="dxa" w:w="50"/>
-              <w:left w:type="dxa" w:w="90"/>
-              <w:bottom w:type="dxa" w:w="50"/>
-              <w:right w:type="dxa" w:w="90"/>
-            </w:tcMar>
-            <w:vAlign w:val="top"/>
-          </w:tcPr>
-          <w:p>
-            <w:pPr>
-              <w:jc w:val="left"/>
-            </w:pPr>
-            <w:r>
-              <w:rPr>
-                <w:sz w:val="18"/>
-                <w:szCs w:val="18"/>
-              </w:rPr>
-              <w:t xml:space="preserve">Built the shared code (notebooks 01–10) with AI help; reviewed and accepted every decision; ran the notebooks and checked outputs match the report; </w:t>
+            <w:tcW w:type="dxa" w:w="1325"/>
+            <w:tcBorders>
+              <w:top w:val="single" w:color="BFBFBF" w:sz="4"/>
+              <w:left w:val="single" w:color="BFBFBF" w:sz="4"/>
+              <w:bottom w:val="single" w:color="BFBFBF" w:sz="4"/>
+              <w:right w:val="single" w:color="BFBFBF" w:sz="4"/>
+            </w:tcBorders>
+            <w:tcMar>
+              <w:top w:type="dxa" w:w="50"/>
+              <w:left w:type="dxa" w:w="90"/>
+              <w:bottom w:type="dxa" w:w="50"/>
+              <w:right w:type="dxa" w:w="90"/>
+            </w:tcMar>
+            <w:vAlign w:val="top"/>
+          </w:tcPr>
+          <w:p>
+            <w:pPr>
+              <w:jc w:val="left"/>
+            </w:pPr>
+            <w:r>
+              <w:rPr>
+                <w:sz w:val="18"/>
+                <w:szCs w:val="18"/>
+              </w:rPr>
+              <w:t xml:space="preserve">IT24101147</w:t>
+            </w:r>
+          </w:p>
+        </w:tc>
+        <w:tc>
+          <w:tcPr>
+            <w:tcW w:type="dxa" w:w="1927"/>
+            <w:tcBorders>
+              <w:top w:val="single" w:color="BFBFBF" w:sz="4"/>
+              <w:left w:val="single" w:color="BFBFBF" w:sz="4"/>
+              <w:bottom w:val="single" w:color="BFBFBF" w:sz="4"/>
+              <w:right w:val="single" w:color="BFBFBF" w:sz="4"/>
+            </w:tcBorders>
+            <w:tcMar>
+              <w:top w:type="dxa" w:w="50"/>
+              <w:left w:type="dxa" w:w="90"/>
+              <w:bottom w:type="dxa" w:w="50"/>
+              <w:right w:type="dxa" w:w="90"/>
+            </w:tcMar>
+            <w:vAlign w:val="top"/>
+          </w:tcPr>
+          <w:p>
+            <w:pPr>
+              <w:jc w:val="left"/>
+            </w:pPr>
+            <w:r>
+              <w:rPr>
+                <w:sz w:val="18"/>
+                <w:szCs w:val="18"/>
+              </w:rPr>
+              <w:t xml:space="preserve">Warnakulasinhage S.N.A</w:t>
+            </w:r>
+          </w:p>
+        </w:tc>
+        <w:tc>
+          <w:tcPr>
+            <w:tcW w:type="dxa" w:w="1566"/>
+            <w:tcBorders>
+              <w:top w:val="single" w:color="BFBFBF" w:sz="4"/>
+              <w:left w:val="single" w:color="BFBFBF" w:sz="4"/>
+              <w:bottom w:val="single" w:color="BFBFBF" w:sz="4"/>
+              <w:right w:val="single" w:color="BFBFBF" w:sz="4"/>
+            </w:tcBorders>
+            <w:tcMar>
+              <w:top w:type="dxa" w:w="50"/>
+              <w:left w:type="dxa" w:w="90"/>
+              <w:bottom w:type="dxa" w:w="50"/>
+              <w:right w:type="dxa" w:w="90"/>
+            </w:tcMar>
+            <w:vAlign w:val="top"/>
+          </w:tcPr>
+          <w:p>
+            <w:pPr>
+              <w:jc w:val="left"/>
+            </w:pPr>
+            <w:r>
+              <w:rPr>
+                <w:sz w:val="18"/>
+                <w:szCs w:val="18"/>
+              </w:rPr>
+              <w:t xml:space="preserve">Logistic Regression</w:t>
+            </w:r>
+          </w:p>
+        </w:tc>
+        <w:tc>
+          <w:tcPr>
+            <w:tcW w:type="dxa" w:w="4218"/>
+            <w:tcBorders>
+              <w:top w:val="single" w:color="BFBFBF" w:sz="4"/>
+              <w:left w:val="single" w:color="BFBFBF" w:sz="4"/>
+              <w:bottom w:val="single" w:color="BFBFBF" w:sz="4"/>
+              <w:right w:val="single" w:color="BFBFBF" w:sz="4"/>
+            </w:tcBorders>
+            <w:tcMar>
+              <w:top w:type="dxa" w:w="50"/>
+              <w:left w:type="dxa" w:w="90"/>
+              <w:bottom w:type="dxa" w:w="50"/>
+              <w:right w:type="dxa" w:w="90"/>
+            </w:tcMar>
+            <w:vAlign w:val="top"/>
+          </w:tcPr>
+          <w:p>
+            <w:pPr>
+              <w:jc w:val="left"/>
+            </w:pPr>
+            <w:r>
+              <w:rPr>
+                <w:sz w:val="18"/>
+                <w:szCs w:val="18"/>
+              </w:rPr>
+              <w:t xml:space="preserve">Shared foundation (notebooks 01–02: EDA, cleaning, split, encoding); reviewed and accepted every decision; ran the notebooks and checked outputs match the report; </w:t>
             </w:r>
             <w:r>
               <w:rPr>
@@ -28495,7 +28091,7 @@
                 <w:szCs w:val="18"/>
                 <w:highlight w:val="yellow"/>
               </w:rPr>
-              <w:t xml:space="preserve">add video / other parts</w:t>
+              <w:t xml:space="preserve">confirm other parts</w:t>
             </w:r>
           </w:p>
         </w:tc>
@@ -28506,7 +28102,7 @@
         </w:trPr>
         <w:tc>
           <w:tcPr>
-            <w:tcW w:type="dxa" w:w="662"/>
+            <w:tcW w:type="dxa" w:w="602"/>
             <w:tcBorders>
               <w:top w:val="single" w:color="BFBFBF" w:sz="4"/>
               <w:left w:val="single" w:color="BFBFBF" w:sz="4"/>
@@ -28537,7 +28133,100 @@
         </w:tc>
         <w:tc>
           <w:tcPr>
-            <w:tcW w:type="dxa" w:w="8976"/>
+            <w:tcW w:type="dxa" w:w="1325"/>
+            <w:tcBorders>
+              <w:top w:val="single" w:color="BFBFBF" w:sz="4"/>
+              <w:left w:val="single" w:color="BFBFBF" w:sz="4"/>
+              <w:bottom w:val="single" w:color="BFBFBF" w:sz="4"/>
+              <w:right w:val="single" w:color="BFBFBF" w:sz="4"/>
+            </w:tcBorders>
+            <w:shd w:fill="F2F5FA" w:color="auto" w:val="clear"/>
+            <w:tcMar>
+              <w:top w:type="dxa" w:w="50"/>
+              <w:left w:type="dxa" w:w="90"/>
+              <w:bottom w:type="dxa" w:w="50"/>
+              <w:right w:type="dxa" w:w="90"/>
+            </w:tcMar>
+            <w:vAlign w:val="top"/>
+          </w:tcPr>
+          <w:p>
+            <w:pPr>
+              <w:jc w:val="left"/>
+            </w:pPr>
+            <w:r>
+              <w:rPr>
+                <w:sz w:val="18"/>
+                <w:szCs w:val="18"/>
+              </w:rPr>
+              <w:t xml:space="preserve">IT24102629</w:t>
+            </w:r>
+          </w:p>
+        </w:tc>
+        <w:tc>
+          <w:tcPr>
+            <w:tcW w:type="dxa" w:w="1927"/>
+            <w:tcBorders>
+              <w:top w:val="single" w:color="BFBFBF" w:sz="4"/>
+              <w:left w:val="single" w:color="BFBFBF" w:sz="4"/>
+              <w:bottom w:val="single" w:color="BFBFBF" w:sz="4"/>
+              <w:right w:val="single" w:color="BFBFBF" w:sz="4"/>
+            </w:tcBorders>
+            <w:shd w:fill="F2F5FA" w:color="auto" w:val="clear"/>
+            <w:tcMar>
+              <w:top w:type="dxa" w:w="50"/>
+              <w:left w:type="dxa" w:w="90"/>
+              <w:bottom w:type="dxa" w:w="50"/>
+              <w:right w:type="dxa" w:w="90"/>
+            </w:tcMar>
+            <w:vAlign w:val="top"/>
+          </w:tcPr>
+          <w:p>
+            <w:pPr>
+              <w:jc w:val="left"/>
+            </w:pPr>
+            <w:r>
+              <w:rPr>
+                <w:sz w:val="18"/>
+                <w:szCs w:val="18"/>
+              </w:rPr>
+              <w:t xml:space="preserve">Nawodya K.P.G.P</w:t>
+            </w:r>
+          </w:p>
+        </w:tc>
+        <w:tc>
+          <w:tcPr>
+            <w:tcW w:type="dxa" w:w="1566"/>
+            <w:tcBorders>
+              <w:top w:val="single" w:color="BFBFBF" w:sz="4"/>
+              <w:left w:val="single" w:color="BFBFBF" w:sz="4"/>
+              <w:bottom w:val="single" w:color="BFBFBF" w:sz="4"/>
+              <w:right w:val="single" w:color="BFBFBF" w:sz="4"/>
+            </w:tcBorders>
+            <w:shd w:fill="F2F5FA" w:color="auto" w:val="clear"/>
+            <w:tcMar>
+              <w:top w:type="dxa" w:w="50"/>
+              <w:left w:type="dxa" w:w="90"/>
+              <w:bottom w:type="dxa" w:w="50"/>
+              <w:right w:type="dxa" w:w="90"/>
+            </w:tcMar>
+            <w:vAlign w:val="top"/>
+          </w:tcPr>
+          <w:p>
+            <w:pPr>
+              <w:jc w:val="left"/>
+            </w:pPr>
+            <w:r>
+              <w:rPr>
+                <w:sz w:val="18"/>
+                <w:szCs w:val="18"/>
+              </w:rPr>
+              <w:t xml:space="preserve">Decision Tree</w:t>
+            </w:r>
+          </w:p>
+        </w:tc>
+        <w:tc>
+          <w:tcPr>
+            <w:tcW w:type="dxa" w:w="4218"/>
             <w:tcBorders>
               <w:top w:val="single" w:color="BFBFBF" w:sz="4"/>
               <w:left w:val="single" w:color="BFBFBF" w:sz="4"/>
@@ -28565,7 +28254,7 @@
                 <w:szCs w:val="18"/>
                 <w:highlight w:val="yellow"/>
               </w:rPr>
-              <w:t xml:space="preserve">to be added</w:t>
+              <w:t xml:space="preserve">to be confirmed</w:t>
             </w:r>
           </w:p>
         </w:tc>
@@ -28576,7 +28265,7 @@
         </w:trPr>
         <w:tc>
           <w:tcPr>
-            <w:tcW w:type="dxa" w:w="662"/>
+            <w:tcW w:type="dxa" w:w="602"/>
             <w:tcBorders>
               <w:top w:val="single" w:color="BFBFBF" w:sz="4"/>
               <w:left w:val="single" w:color="BFBFBF" w:sz="4"/>
@@ -28606,7 +28295,97 @@
         </w:tc>
         <w:tc>
           <w:tcPr>
-            <w:tcW w:type="dxa" w:w="8976"/>
+            <w:tcW w:type="dxa" w:w="1325"/>
+            <w:tcBorders>
+              <w:top w:val="single" w:color="BFBFBF" w:sz="4"/>
+              <w:left w:val="single" w:color="BFBFBF" w:sz="4"/>
+              <w:bottom w:val="single" w:color="BFBFBF" w:sz="4"/>
+              <w:right w:val="single" w:color="BFBFBF" w:sz="4"/>
+            </w:tcBorders>
+            <w:tcMar>
+              <w:top w:type="dxa" w:w="50"/>
+              <w:left w:type="dxa" w:w="90"/>
+              <w:bottom w:type="dxa" w:w="50"/>
+              <w:right w:type="dxa" w:w="90"/>
+            </w:tcMar>
+            <w:vAlign w:val="top"/>
+          </w:tcPr>
+          <w:p>
+            <w:pPr>
+              <w:jc w:val="left"/>
+            </w:pPr>
+            <w:r>
+              <w:rPr>
+                <w:sz w:val="18"/>
+                <w:szCs w:val="18"/>
+              </w:rPr>
+              <w:t xml:space="preserve">IT24100509</w:t>
+            </w:r>
+          </w:p>
+        </w:tc>
+        <w:tc>
+          <w:tcPr>
+            <w:tcW w:type="dxa" w:w="1927"/>
+            <w:tcBorders>
+              <w:top w:val="single" w:color="BFBFBF" w:sz="4"/>
+              <w:left w:val="single" w:color="BFBFBF" w:sz="4"/>
+              <w:bottom w:val="single" w:color="BFBFBF" w:sz="4"/>
+              <w:right w:val="single" w:color="BFBFBF" w:sz="4"/>
+            </w:tcBorders>
+            <w:tcMar>
+              <w:top w:type="dxa" w:w="50"/>
+              <w:left w:type="dxa" w:w="90"/>
+              <w:bottom w:type="dxa" w:w="50"/>
+              <w:right w:type="dxa" w:w="90"/>
+            </w:tcMar>
+            <w:vAlign w:val="top"/>
+          </w:tcPr>
+          <w:p>
+            <w:pPr>
+              <w:jc w:val="left"/>
+            </w:pPr>
+            <w:r>
+              <w:rPr>
+                <w:sz w:val="18"/>
+                <w:szCs w:val="18"/>
+              </w:rPr>
+              <w:t xml:space="preserve">Fonseka W. P. L</w:t>
+            </w:r>
+          </w:p>
+        </w:tc>
+        <w:tc>
+          <w:tcPr>
+            <w:tcW w:type="dxa" w:w="1566"/>
+            <w:tcBorders>
+              <w:top w:val="single" w:color="BFBFBF" w:sz="4"/>
+              <w:left w:val="single" w:color="BFBFBF" w:sz="4"/>
+              <w:bottom w:val="single" w:color="BFBFBF" w:sz="4"/>
+              <w:right w:val="single" w:color="BFBFBF" w:sz="4"/>
+            </w:tcBorders>
+            <w:tcMar>
+              <w:top w:type="dxa" w:w="50"/>
+              <w:left w:type="dxa" w:w="90"/>
+              <w:bottom w:type="dxa" w:w="50"/>
+              <w:right w:type="dxa" w:w="90"/>
+            </w:tcMar>
+            <w:vAlign w:val="top"/>
+          </w:tcPr>
+          <w:p>
+            <w:pPr>
+              <w:jc w:val="left"/>
+            </w:pPr>
+            <w:r>
+              <w:rPr>
+                <w:sz w:val="18"/>
+                <w:szCs w:val="18"/>
+              </w:rPr>
+              <w:t xml:space="preserve">Random Forest</w:t>
+            </w:r>
+          </w:p>
+        </w:tc>
+        <w:tc>
+          <w:tcPr>
+            <w:tcW w:type="dxa" w:w="4218"/>
             <w:tcBorders>
               <w:top w:val="single" w:color="BFBFBF" w:sz="4"/>
               <w:left w:val="single" w:color="BFBFBF" w:sz="4"/>
@@ -28633,7 +28412,7 @@
                 <w:szCs w:val="18"/>
                 <w:highlight w:val="yellow"/>
               </w:rPr>
-              <w:t xml:space="preserve">to be added</w:t>
+              <w:t xml:space="preserve">to be confirmed</w:t>
             </w:r>
           </w:p>
         </w:tc>
@@ -28644,7 +28423,7 @@
         </w:trPr>
         <w:tc>
           <w:tcPr>
-            <w:tcW w:type="dxa" w:w="662"/>
+            <w:tcW w:type="dxa" w:w="602"/>
             <w:tcBorders>
               <w:top w:val="single" w:color="BFBFBF" w:sz="4"/>
               <w:left w:val="single" w:color="BFBFBF" w:sz="4"/>
@@ -28675,7 +28454,100 @@
         </w:tc>
         <w:tc>
           <w:tcPr>
-            <w:tcW w:type="dxa" w:w="8976"/>
+            <w:tcW w:type="dxa" w:w="1325"/>
+            <w:tcBorders>
+              <w:top w:val="single" w:color="BFBFBF" w:sz="4"/>
+              <w:left w:val="single" w:color="BFBFBF" w:sz="4"/>
+              <w:bottom w:val="single" w:color="BFBFBF" w:sz="4"/>
+              <w:right w:val="single" w:color="BFBFBF" w:sz="4"/>
+            </w:tcBorders>
+            <w:shd w:fill="F2F5FA" w:color="auto" w:val="clear"/>
+            <w:tcMar>
+              <w:top w:type="dxa" w:w="50"/>
+              <w:left w:type="dxa" w:w="90"/>
+              <w:bottom w:type="dxa" w:w="50"/>
+              <w:right w:type="dxa" w:w="90"/>
+            </w:tcMar>
+            <w:vAlign w:val="top"/>
+          </w:tcPr>
+          <w:p>
+            <w:pPr>
+              <w:jc w:val="left"/>
+            </w:pPr>
+            <w:r>
+              <w:rPr>
+                <w:sz w:val="18"/>
+                <w:szCs w:val="18"/>
+              </w:rPr>
+              <w:t xml:space="preserve">IT24101027</w:t>
+            </w:r>
+          </w:p>
+        </w:tc>
+        <w:tc>
+          <w:tcPr>
+            <w:tcW w:type="dxa" w:w="1927"/>
+            <w:tcBorders>
+              <w:top w:val="single" w:color="BFBFBF" w:sz="4"/>
+              <w:left w:val="single" w:color="BFBFBF" w:sz="4"/>
+              <w:bottom w:val="single" w:color="BFBFBF" w:sz="4"/>
+              <w:right w:val="single" w:color="BFBFBF" w:sz="4"/>
+            </w:tcBorders>
+            <w:shd w:fill="F2F5FA" w:color="auto" w:val="clear"/>
+            <w:tcMar>
+              <w:top w:type="dxa" w:w="50"/>
+              <w:left w:type="dxa" w:w="90"/>
+              <w:bottom w:type="dxa" w:w="50"/>
+              <w:right w:type="dxa" w:w="90"/>
+            </w:tcMar>
+            <w:vAlign w:val="top"/>
+          </w:tcPr>
+          <w:p>
+            <w:pPr>
+              <w:jc w:val="left"/>
+            </w:pPr>
+            <w:r>
+              <w:rPr>
+                <w:sz w:val="18"/>
+                <w:szCs w:val="18"/>
+              </w:rPr>
+              <w:t xml:space="preserve">Seelarathna G.P.B</w:t>
+            </w:r>
+          </w:p>
+        </w:tc>
+        <w:tc>
+          <w:tcPr>
+            <w:tcW w:type="dxa" w:w="1566"/>
+            <w:tcBorders>
+              <w:top w:val="single" w:color="BFBFBF" w:sz="4"/>
+              <w:left w:val="single" w:color="BFBFBF" w:sz="4"/>
+              <w:bottom w:val="single" w:color="BFBFBF" w:sz="4"/>
+              <w:right w:val="single" w:color="BFBFBF" w:sz="4"/>
+            </w:tcBorders>
+            <w:shd w:fill="F2F5FA" w:color="auto" w:val="clear"/>
+            <w:tcMar>
+              <w:top w:type="dxa" w:w="50"/>
+              <w:left w:type="dxa" w:w="90"/>
+              <w:bottom w:type="dxa" w:w="50"/>
+              <w:right w:type="dxa" w:w="90"/>
+            </w:tcMar>
+            <w:vAlign w:val="top"/>
+          </w:tcPr>
+          <w:p>
+            <w:pPr>
+              <w:jc w:val="left"/>
+            </w:pPr>
+            <w:r>
+              <w:rPr>
+                <w:sz w:val="18"/>
+                <w:szCs w:val="18"/>
+              </w:rPr>
+              <w:t xml:space="preserve">XGBoost</w:t>
+            </w:r>
+          </w:p>
+        </w:tc>
+        <w:tc>
+          <w:tcPr>
+            <w:tcW w:type="dxa" w:w="4218"/>
             <w:tcBorders>
               <w:top w:val="single" w:color="BFBFBF" w:sz="4"/>
               <w:left w:val="single" w:color="BFBFBF" w:sz="4"/>
@@ -28703,7 +28575,7 @@
                 <w:szCs w:val="18"/>
                 <w:highlight w:val="yellow"/>
               </w:rPr>
-              <w:t xml:space="preserve">to be added</w:t>
+              <w:t xml:space="preserve">to be confirmed</w:t>
             </w:r>
           </w:p>
         </w:tc>
@@ -28742,17 +28614,7 @@
         <w:spacing w:after="60"/>
       </w:pPr>
       <w:r>
-        <w:t xml:space="preserve">Antonio, N., de Almeida, A. &amp; Nunes, L. (2019). Hotel booking demand datasets. </w:t>
-      </w:r>
-      <w:r>
-        <w:rPr>
-          <w:i/>
-          <w:iCs/>
-        </w:rPr>
-        <w:t xml:space="preserve">Data in Brief</w:t>
-      </w:r>
-      <w:r>
-        <w:t xml:space="preserve">, 22, 41–49. https://doi.org/10.1016/j.dib.2018.11.126</w:t>
+        <w:t xml:space="preserve">Antonio, N., de Almeida, A. &amp; Nunes, L. (2019). Hotel booking demand datasets. *Data in Brief*, 22, 41–49. https://doi.org/10.1016/j.dib.2018.11.126</w:t>
       </w:r>
     </w:p>
     <w:p>

--- a/IT3091_Final_Report_2026-AI-46.docx
+++ b/IT3091_Final_Report_2026-AI-46.docx
@@ -728,7 +728,7 @@
                 <w:sz w:val="18"/>
                 <w:szCs w:val="18"/>
               </w:rPr>
-              <w:t xml:space="preserve">github.com/ItsAloka/hotel-booking-cancellation-ml</w:t>
+              <w:t xml:space="preserve">github.com/AlokaWarnakula/hotel-booking-cancellation-ml</w:t>
             </w:r>
           </w:p>
         </w:tc>
@@ -26312,7 +26312,7 @@
                 <w:sz w:val="18"/>
                 <w:szCs w:val="18"/>
               </w:rPr>
-              <w:t xml:space="preserve">github.com/ItsAloka/hotel-booking-cancellation-ml</w:t>
+              <w:t xml:space="preserve">github.com/AlokaWarnakula/hotel-booking-cancellation-ml</w:t>
             </w:r>
           </w:p>
         </w:tc>

--- a/IT3091_Final_Report_2026-AI-46.docx
+++ b/IT3091_Final_Report_2026-AI-46.docx
@@ -728,7 +728,7 @@
                 <w:sz w:val="18"/>
                 <w:szCs w:val="18"/>
               </w:rPr>
-              <w:t xml:space="preserve">github.com/AlokaWarnakula/hotel-booking-cancellation-ml</w:t>
+              <w:t xml:space="preserve">github.com/ItsAloka/hotel-booking-cancellation-ml</w:t>
             </w:r>
           </w:p>
         </w:tc>
@@ -26312,7 +26312,7 @@
                 <w:sz w:val="18"/>
                 <w:szCs w:val="18"/>
               </w:rPr>
-              <w:t xml:space="preserve">github.com/AlokaWarnakula/hotel-booking-cancellation-ml</w:t>
+              <w:t xml:space="preserve">github.com/ItsAloka/hotel-booking-cancellation-ml</w:t>
             </w:r>
           </w:p>
         </w:tc>

--- a/IT3091_Final_Report_2026-AI-46.docx
+++ b/IT3091_Final_Report_2026-AI-46.docx
@@ -27697,43 +27697,7 @@
         <w:spacing w:after="120"/>
       </w:pPr>
       <w:r>
-        <w:t xml:space="preserve">The initial submission gave each member one slice of the shared foundation and one model. On 3 September 2026 the schedule was cut from seven weeks to three, and </w:t>
-      </w:r>
-      <w:r>
-        <w:rPr>
-          <w:b/>
-          <w:bCs/>
-        </w:rPr>
-        <w:t xml:space="preserve">the project lead (M1) built the whole shared foundation</w:t>
-      </w:r>
-      <w:r>
-        <w:t xml:space="preserve">. The Neural Network and the ensemble were added beyond the four planned models.</w:t>
-      </w:r>
-    </w:p>
-    <w:p>
-      <w:pPr>
-        <w:pBdr>
-          <w:left w:val="single" w:color="E0A800" w:sz="18" w:space="6"/>
-        </w:pBdr>
-        <w:shd w:fill="FFF4D6" w:color="auto" w:val="clear"/>
-        <w:spacing w:after="160" w:before="120"/>
-        <w:ind w:left="120"/>
-      </w:pPr>
-      <w:r>
-        <w:rPr>
-          <w:b/>
-          <w:bCs/>
-          <w:sz w:val="20"/>
-          <w:szCs w:val="20"/>
-        </w:rPr>
-        <w:t xml:space="preserve">To complete before submission:</w:t>
-      </w:r>
-      <w:r>
-        <w:rPr>
-          <w:sz w:val="20"/>
-          <w:szCs w:val="20"/>
-        </w:rPr>
-        <w:t xml:space="preserve"> each member replaces the highlighted text with what they actually did. Keep it true: an uneven table is better than a false one.</w:t>
+        <w:t xml:space="preserve">As planned in the initial submission (section 5.2), each member owned one part of the data work (notebooks 01 and 02) and one model, and is the person who explains that part. The Neural Network (07), model selection (08), class weighting (09) and the ensemble (10) were shared work; the Neural Network and the ensemble were added beyond the four planned models.</w:t>
       </w:r>
     </w:p>
     <w:tbl>
@@ -27892,7 +27856,7 @@
                 <w:sz w:val="18"/>
                 <w:szCs w:val="18"/>
               </w:rPr>
-              <w:t xml:space="preserve">Planned model</w:t>
+              <w:t xml:space="preserve">Model owned</w:t>
             </w:r>
           </w:p>
         </w:tc>
@@ -28081,17 +28045,7 @@
                 <w:sz w:val="18"/>
                 <w:szCs w:val="18"/>
               </w:rPr>
-              <w:t xml:space="preserve">Shared foundation (notebooks 01–02: EDA, cleaning, split, encoding); reviewed and accepted every decision; ran the notebooks and checked outputs match the report; </w:t>
-            </w:r>
-            <w:r>
-              <w:rPr>
-                <w:b/>
-                <w:bCs/>
-                <w:sz w:val="18"/>
-                <w:szCs w:val="18"/>
-                <w:highlight w:val="yellow"/>
-              </w:rPr>
-              <w:t xml:space="preserve">confirm other parts</w:t>
+              <w:t xml:space="preserve">Notebook 02 in full: features and target, the encoding plan (one-hot, rare levels grouped), the stratified 80/20 split, the 5 cross-validation folds and the PR-AUC metric. Notebook 03: Logistic Regression (baseline). Coordination: workflow diagram, decision log, model comparison (08), report assembly and the demo video.</w:t>
             </w:r>
           </w:p>
         </w:tc>
@@ -28248,13 +28202,10 @@
             </w:pPr>
             <w:r>
               <w:rPr>
-                <w:b/>
-                <w:bCs/>
-                <w:sz w:val="18"/>
-                <w:szCs w:val="18"/>
-                <w:highlight w:val="yellow"/>
-              </w:rPr>
-              <w:t xml:space="preserve">to be confirmed</w:t>
+                <w:sz w:val="18"/>
+                <w:szCs w:val="18"/>
+              </w:rPr>
+              <w:t xml:space="preserve">Notebook 01 sections 1 to 3 and 5: loading and first look, the data dictionary for all 32 columns, and the data-quality pass (missing values, impossible rows and outliers, duplicate rows). Notebook 04: Decision Tree.</w:t>
             </w:r>
           </w:p>
         </w:tc>
@@ -28406,13 +28357,10 @@
             </w:pPr>
             <w:r>
               <w:rPr>
-                <w:b/>
-                <w:bCs/>
-                <w:sz w:val="18"/>
-                <w:szCs w:val="18"/>
-                <w:highlight w:val="yellow"/>
-              </w:rPr>
-              <w:t xml:space="preserve">to be confirmed</w:t>
+                <w:sz w:val="18"/>
+                <w:szCs w:val="18"/>
+              </w:rPr>
+              <w:t xml:space="preserve">Notebook 01 sections 4 and 6.1 to 6.6: the leakage check and the dropped columns, class balance, and the EDA on booking drivers (hotel type, lead time, deposit and customer type, market segment, guest history and special requests). Notebook 05: Random Forest.</w:t>
             </w:r>
           </w:p>
         </w:tc>
@@ -28569,13 +28517,10 @@
             </w:pPr>
             <w:r>
               <w:rPr>
-                <w:b/>
-                <w:bCs/>
-                <w:sz w:val="18"/>
-                <w:szCs w:val="18"/>
-                <w:highlight w:val="yellow"/>
-              </w:rPr>
-              <w:t xml:space="preserve">to be confirmed</w:t>
+                <w:sz w:val="18"/>
+                <w:szCs w:val="18"/>
+              </w:rPr>
+              <w:t xml:space="preserve">Notebook 01 sections 6.7 to 9: seasonality, country of origin, price, correlation and scope, the key findings, feature engineering (total_nights, total_guests, is_family), the stress tests and saving the clean data. Notebook 06: XGBoost.</w:t>
             </w:r>
           </w:p>
         </w:tc>

--- a/IT3091_Final_Report_2026-AI-46.docx
+++ b/IT3091_Final_Report_2026-AI-46.docx
@@ -1999,6 +1999,96 @@
     </w:p>
     <w:p>
       <w:pPr>
+        <w:spacing w:after="20" w:before="140"/>
+        <w:ind w:left="0"/>
+      </w:pPr>
+      <w:hyperlink w:history="1" w:anchor="secA">
+        <w:r>
+          <w:rPr>
+            <w:b/>
+            <w:bCs/>
+            <w:color w:val="1F3864"/>
+            <w:sz w:val="22"/>
+            <w:szCs w:val="22"/>
+          </w:rPr>
+          <w:t xml:space="preserve">Appendix A.  Personal Learning Journeys</w:t>
+        </w:r>
+      </w:hyperlink>
+    </w:p>
+    <w:p>
+      <w:pPr>
+        <w:spacing w:after="20" w:before="20"/>
+        <w:ind w:left="480"/>
+      </w:pPr>
+      <w:hyperlink w:history="1" w:anchor="secA1">
+        <w:r>
+          <w:rPr>
+            <w:b w:val="false"/>
+            <w:bCs w:val="false"/>
+            <w:color w:val="333333"/>
+            <w:sz w:val="20"/>
+            <w:szCs w:val="20"/>
+          </w:rPr>
+          <w:t xml:space="preserve">A1  Warnakulasinhage S.N.A</w:t>
+        </w:r>
+      </w:hyperlink>
+    </w:p>
+    <w:p>
+      <w:pPr>
+        <w:spacing w:after="20" w:before="20"/>
+        <w:ind w:left="480"/>
+      </w:pPr>
+      <w:hyperlink w:history="1" w:anchor="secA2">
+        <w:r>
+          <w:rPr>
+            <w:b w:val="false"/>
+            <w:bCs w:val="false"/>
+            <w:color w:val="333333"/>
+            <w:sz w:val="20"/>
+            <w:szCs w:val="20"/>
+          </w:rPr>
+          <w:t xml:space="preserve">A2  Nawodya K.P.G.P</w:t>
+        </w:r>
+      </w:hyperlink>
+    </w:p>
+    <w:p>
+      <w:pPr>
+        <w:spacing w:after="20" w:before="20"/>
+        <w:ind w:left="480"/>
+      </w:pPr>
+      <w:hyperlink w:history="1" w:anchor="secA3">
+        <w:r>
+          <w:rPr>
+            <w:b w:val="false"/>
+            <w:bCs w:val="false"/>
+            <w:color w:val="333333"/>
+            <w:sz w:val="20"/>
+            <w:szCs w:val="20"/>
+          </w:rPr>
+          <w:t xml:space="preserve">A3  Fonseka W. P. L</w:t>
+        </w:r>
+      </w:hyperlink>
+    </w:p>
+    <w:p>
+      <w:pPr>
+        <w:spacing w:after="20" w:before="20"/>
+        <w:ind w:left="480"/>
+      </w:pPr>
+      <w:hyperlink w:history="1" w:anchor="secA4">
+        <w:r>
+          <w:rPr>
+            <w:b w:val="false"/>
+            <w:bCs w:val="false"/>
+            <w:color w:val="333333"/>
+            <w:sz w:val="20"/>
+            <w:szCs w:val="20"/>
+          </w:rPr>
+          <w:t xml:space="preserve">A4  Seelarathna G.P.B</w:t>
+        </w:r>
+      </w:hyperlink>
+    </w:p>
+    <w:p>
+      <w:pPr>
         <w:spacing w:before="240"/>
       </w:pPr>
       <w:r>
@@ -28599,6 +28689,575 @@
       </w:pPr>
       <w:r>
         <w:t xml:space="preserve">scikit-learn and XGBoost documentation.</w:t>
+      </w:r>
+    </w:p>
+    <w:p>
+      <w:r>
+        <w:br w:type="page"/>
+      </w:r>
+    </w:p>
+    <w:p>
+      <w:pPr>
+        <w:pStyle w:val="Heading1"/>
+      </w:pPr>
+      <w:bookmarkStart w:name="secA" w:id="101"/>
+      <w:r>
+        <w:t xml:space="preserve">Appendix A.  Personal Learning Journeys</w:t>
+      </w:r>
+      <w:bookmarkEnd w:id="101"/>
+    </w:p>
+    <w:p>
+      <w:pPr>
+        <w:spacing w:after="120" w:before="0"/>
+      </w:pPr>
+      <w:r>
+        <w:t xml:space="preserve">One A4 page per member, written by that member in their own words. Each page supports the assessment of that member's individual contribution.</w:t>
+      </w:r>
+    </w:p>
+    <w:p>
+      <w:pPr>
+        <w:pStyle w:val="Heading2"/>
+      </w:pPr>
+      <w:bookmarkStart w:name="secA1" w:id="102"/>
+      <w:r>
+        <w:t xml:space="preserve">A1  Warnakulasinhage S.N.A (IT24101147)</w:t>
+      </w:r>
+      <w:bookmarkEnd w:id="102"/>
+    </w:p>
+    <w:p>
+      <w:pPr>
+        <w:spacing w:after="120" w:before="0"/>
+      </w:pPr>
+      <w:r>
+        <w:rPr>
+          <w:i/>
+          <w:iCs/>
+          <w:color w:val="595959"/>
+        </w:rPr>
+        <w:t xml:space="preserve">M1 · Project Lead</w:t>
+      </w:r>
+    </w:p>
+    <w:p>
+      <w:pPr>
+        <w:spacing w:after="40" w:before="120"/>
+      </w:pPr>
+      <w:r>
+        <w:rPr>
+          <w:b/>
+          <w:bCs/>
+          <w:color w:val="1F3864"/>
+        </w:rPr>
+        <w:t xml:space="preserve">What I did</w:t>
+      </w:r>
+    </w:p>
+    <w:p>
+      <w:pPr>
+        <w:spacing w:after="100" w:before="0"/>
+      </w:pPr>
+      <w:r>
+        <w:t xml:space="preserve">As project lead, I built notebook 02: the stratified train/test split, the encoding of the categories, the 5 cross-validation folds and the PR-AUC metric that every model was scored with. I also built the baselines: a guessing baseline (PR-AUC 0.2775) and Logistic Regression (0.6470). I put together the workflow diagram, the decision log, the model comparison, this report and the demo video, and I ran every notebook from start to end to check that the numbers in the report match.</w:t>
+      </w:r>
+    </w:p>
+    <w:p>
+      <w:pPr>
+        <w:spacing w:after="40" w:before="120"/>
+      </w:pPr>
+      <w:r>
+        <w:rPr>
+          <w:b/>
+          <w:bCs/>
+          <w:color w:val="1F3864"/>
+        </w:rPr>
+        <w:t xml:space="preserve">What I learned</w:t>
+      </w:r>
+    </w:p>
+    <w:p>
+      <w:pPr>
+        <w:spacing w:after="80" w:before="0"/>
+      </w:pPr>
+      <w:r>
+        <w:rPr>
+          <w:b/>
+          <w:bCs/>
+        </w:rPr>
+        <w:t xml:space="preserve">Cleaning data means thinking about the real world. </w:t>
+      </w:r>
+      <w:r>
+        <w:t xml:space="preserve">The raw data had 119,390 bookings, but 34,239 were exact copies. With the copies in, the model scored 0.92, but only because it memorised them. The parking column looked perfect: 7,409 bookings asked for parking and none cancelled. Then I understood that parking is recorded when the guest arrives, so it gives the answer away. We removed it and the other "after booking" columns, even though our score dropped. An honest lower score is better than a fake high one.</w:t>
+      </w:r>
+    </w:p>
+    <w:p>
+      <w:pPr>
+        <w:spacing w:after="80" w:before="0"/>
+      </w:pPr>
+      <w:r>
+        <w:rPr>
+          <w:b/>
+          <w:bCs/>
+        </w:rPr>
+        <w:t xml:space="preserve">Accuracy can lie. </w:t>
+      </w:r>
+      <w:r>
+        <w:t xml:space="preserve">Only 27.7% of bookings are cancelled, so a model that always says "not cancelled" is 72% accurate and useless. That is why we used PR-AUC and a stratified split. We tested class weighting (it lowered the score in every model) and rejected SMOTE (it invents bookings that never happened). Moving the decision threshold to 0.335 worked better.</w:t>
+      </w:r>
+    </w:p>
+    <w:p>
+      <w:pPr>
+        <w:spacing w:after="80" w:before="0"/>
+      </w:pPr>
+      <w:r>
+        <w:rPr>
+          <w:b/>
+          <w:bCs/>
+        </w:rPr>
+        <w:t xml:space="preserve">A baseline gives every number a meaning. </w:t>
+      </w:r>
+      <w:r>
+        <w:t xml:space="preserve">Without it, "0.77" means nothing. With it, I could show XGBoost is 2.7 times better than guessing, and that extra features and the ensemble added only noise.</w:t>
+      </w:r>
+    </w:p>
+    <w:p>
+      <w:pPr>
+        <w:spacing w:after="80" w:before="0"/>
+      </w:pPr>
+      <w:r>
+        <w:rPr>
+          <w:b/>
+          <w:bCs/>
+        </w:rPr>
+        <w:t xml:space="preserve">Every dataset has a ceiling. </w:t>
+      </w:r>
+      <w:r>
+        <w:t xml:space="preserve">Three different models all stopped at about 0.76–0.77. The limit was the information in the data, not the model. The 97–99% results online come from leaks and duplicates.</w:t>
+      </w:r>
+    </w:p>
+    <w:p>
+      <w:pPr>
+        <w:spacing w:after="80" w:before="0"/>
+      </w:pPr>
+      <w:r>
+        <w:rPr>
+          <w:b/>
+          <w:bCs/>
+        </w:rPr>
+        <w:t xml:space="preserve">A model has limits. </w:t>
+      </w:r>
+      <w:r>
+        <w:t xml:space="preserve">Ours comes from two Portuguese hotels, 2015–2017, with mostly European guests. It should not be used everywhere, and it must never be used to treat guests from some countries worse.</w:t>
+      </w:r>
+    </w:p>
+    <w:p>
+      <w:pPr>
+        <w:spacing w:after="40" w:before="120"/>
+      </w:pPr>
+      <w:r>
+        <w:rPr>
+          <w:b/>
+          <w:bCs/>
+          <w:color w:val="1F3864"/>
+        </w:rPr>
+        <w:t xml:space="preserve">What was hard</w:t>
+      </w:r>
+    </w:p>
+    <w:p>
+      <w:pPr>
+        <w:spacing w:after="100" w:before="0"/>
+      </w:pPr>
+      <w:r>
+        <w:t xml:space="preserve">Accepting lower but honest scores, stopping at the ceiling instead of trying endless models, and planning the whole project under a tight deadline.</w:t>
+      </w:r>
+    </w:p>
+    <w:p>
+      <w:pPr>
+        <w:spacing w:after="40" w:before="120"/>
+      </w:pPr>
+      <w:r>
+        <w:rPr>
+          <w:b/>
+          <w:bCs/>
+          <w:color w:val="1F3864"/>
+        </w:rPr>
+        <w:t xml:space="preserve">What I would do differently</w:t>
+      </w:r>
+    </w:p>
+    <w:p>
+      <w:pPr>
+        <w:spacing w:after="100" w:before="0"/>
+      </w:pPr>
+      <w:r>
+        <w:t xml:space="preserve">Test on newer bookings (a time-based split), choose the threshold from real hotel costs, and set clear team checkpoints from the first week.</w:t>
+      </w:r>
+    </w:p>
+    <w:p>
+      <w:r>
+        <w:br w:type="page"/>
+      </w:r>
+    </w:p>
+    <w:p>
+      <w:pPr>
+        <w:pStyle w:val="Heading2"/>
+      </w:pPr>
+      <w:bookmarkStart w:name="secA2" w:id="103"/>
+      <w:r>
+        <w:t xml:space="preserve">A2  Nawodya K.P.G.P (IT24102629)</w:t>
+      </w:r>
+      <w:bookmarkEnd w:id="103"/>
+    </w:p>
+    <w:p>
+      <w:pPr>
+        <w:spacing w:after="120" w:before="0"/>
+      </w:pPr>
+      <w:r>
+        <w:rPr>
+          <w:i/>
+          <w:iCs/>
+          <w:color w:val="595959"/>
+        </w:rPr>
+        <w:t xml:space="preserve">M2 · Decision Tree</w:t>
+      </w:r>
+    </w:p>
+    <w:p>
+      <w:pPr>
+        <w:spacing w:after="40" w:before="120"/>
+      </w:pPr>
+      <w:r>
+        <w:rPr>
+          <w:b/>
+          <w:bCs/>
+          <w:color w:val="1F3864"/>
+        </w:rPr>
+        <w:t xml:space="preserve">What I did</w:t>
+      </w:r>
+    </w:p>
+    <w:p>
+      <w:pPr>
+        <w:spacing w:after="100" w:before="0"/>
+      </w:pPr>
+      <w:r>
+        <w:rPr>
+          <w:highlight w:val="yellow"/>
+        </w:rPr>
+        <w:t xml:space="preserve">[Write in your own words: your part of the project (see section 11.2), the notebook sections and the model you are responsible for.]</w:t>
+      </w:r>
+    </w:p>
+    <w:p>
+      <w:pPr>
+        <w:spacing w:after="40" w:before="120"/>
+      </w:pPr>
+      <w:r>
+        <w:rPr>
+          <w:b/>
+          <w:bCs/>
+          <w:color w:val="1F3864"/>
+        </w:rPr>
+        <w:t xml:space="preserve">What I learned</w:t>
+      </w:r>
+    </w:p>
+    <w:p>
+      <w:pPr>
+        <w:spacing w:after="100" w:before="0"/>
+      </w:pPr>
+      <w:r>
+        <w:rPr>
+          <w:highlight w:val="yellow"/>
+        </w:rPr>
+        <w:t xml:space="preserve">[Write in your own words: 2–4 things you learned, each with a real number from the project as proof.]</w:t>
+      </w:r>
+    </w:p>
+    <w:p>
+      <w:pPr>
+        <w:spacing w:after="40" w:before="120"/>
+      </w:pPr>
+      <w:r>
+        <w:rPr>
+          <w:b/>
+          <w:bCs/>
+          <w:color w:val="1F3864"/>
+        </w:rPr>
+        <w:t xml:space="preserve">What was hard</w:t>
+      </w:r>
+    </w:p>
+    <w:p>
+      <w:pPr>
+        <w:spacing w:after="100" w:before="0"/>
+      </w:pPr>
+      <w:r>
+        <w:rPr>
+          <w:highlight w:val="yellow"/>
+        </w:rPr>
+        <w:t xml:space="preserve">[Write in your own words: what was difficult and how you dealt with it.]</w:t>
+      </w:r>
+    </w:p>
+    <w:p>
+      <w:pPr>
+        <w:spacing w:after="40" w:before="120"/>
+      </w:pPr>
+      <w:r>
+        <w:rPr>
+          <w:b/>
+          <w:bCs/>
+          <w:color w:val="1F3864"/>
+        </w:rPr>
+        <w:t xml:space="preserve">What I would do differently</w:t>
+      </w:r>
+    </w:p>
+    <w:p>
+      <w:pPr>
+        <w:spacing w:after="100" w:before="0"/>
+      </w:pPr>
+      <w:r>
+        <w:rPr>
+          <w:highlight w:val="yellow"/>
+        </w:rPr>
+        <w:t xml:space="preserve">[Write in your own words: what you would change next time.]</w:t>
+      </w:r>
+    </w:p>
+    <w:p>
+      <w:r>
+        <w:br w:type="page"/>
+      </w:r>
+    </w:p>
+    <w:p>
+      <w:pPr>
+        <w:pStyle w:val="Heading2"/>
+      </w:pPr>
+      <w:bookmarkStart w:name="secA3" w:id="104"/>
+      <w:r>
+        <w:t xml:space="preserve">A3  Fonseka W. P. L (IT24100509)</w:t>
+      </w:r>
+      <w:bookmarkEnd w:id="104"/>
+    </w:p>
+    <w:p>
+      <w:pPr>
+        <w:spacing w:after="120" w:before="0"/>
+      </w:pPr>
+      <w:r>
+        <w:rPr>
+          <w:i/>
+          <w:iCs/>
+          <w:color w:val="595959"/>
+        </w:rPr>
+        <w:t xml:space="preserve">M3 · Random Forest</w:t>
+      </w:r>
+    </w:p>
+    <w:p>
+      <w:pPr>
+        <w:spacing w:after="40" w:before="120"/>
+      </w:pPr>
+      <w:r>
+        <w:rPr>
+          <w:b/>
+          <w:bCs/>
+          <w:color w:val="1F3864"/>
+        </w:rPr>
+        <w:t xml:space="preserve">What I did</w:t>
+      </w:r>
+    </w:p>
+    <w:p>
+      <w:pPr>
+        <w:spacing w:after="100" w:before="0"/>
+      </w:pPr>
+      <w:r>
+        <w:rPr>
+          <w:highlight w:val="yellow"/>
+        </w:rPr>
+        <w:t xml:space="preserve">[Write in your own words: your part of the project (see section 11.2), the notebook sections and the model you are responsible for.]</w:t>
+      </w:r>
+    </w:p>
+    <w:p>
+      <w:pPr>
+        <w:spacing w:after="40" w:before="120"/>
+      </w:pPr>
+      <w:r>
+        <w:rPr>
+          <w:b/>
+          <w:bCs/>
+          <w:color w:val="1F3864"/>
+        </w:rPr>
+        <w:t xml:space="preserve">What I learned</w:t>
+      </w:r>
+    </w:p>
+    <w:p>
+      <w:pPr>
+        <w:spacing w:after="100" w:before="0"/>
+      </w:pPr>
+      <w:r>
+        <w:rPr>
+          <w:highlight w:val="yellow"/>
+        </w:rPr>
+        <w:t xml:space="preserve">[Write in your own words: 2–4 things you learned, each with a real number from the project as proof.]</w:t>
+      </w:r>
+    </w:p>
+    <w:p>
+      <w:pPr>
+        <w:spacing w:after="40" w:before="120"/>
+      </w:pPr>
+      <w:r>
+        <w:rPr>
+          <w:b/>
+          <w:bCs/>
+          <w:color w:val="1F3864"/>
+        </w:rPr>
+        <w:t xml:space="preserve">What was hard</w:t>
+      </w:r>
+    </w:p>
+    <w:p>
+      <w:pPr>
+        <w:spacing w:after="100" w:before="0"/>
+      </w:pPr>
+      <w:r>
+        <w:rPr>
+          <w:highlight w:val="yellow"/>
+        </w:rPr>
+        <w:t xml:space="preserve">[Write in your own words: what was difficult and how you dealt with it.]</w:t>
+      </w:r>
+    </w:p>
+    <w:p>
+      <w:pPr>
+        <w:spacing w:after="40" w:before="120"/>
+      </w:pPr>
+      <w:r>
+        <w:rPr>
+          <w:b/>
+          <w:bCs/>
+          <w:color w:val="1F3864"/>
+        </w:rPr>
+        <w:t xml:space="preserve">What I would do differently</w:t>
+      </w:r>
+    </w:p>
+    <w:p>
+      <w:pPr>
+        <w:spacing w:after="100" w:before="0"/>
+      </w:pPr>
+      <w:r>
+        <w:rPr>
+          <w:highlight w:val="yellow"/>
+        </w:rPr>
+        <w:t xml:space="preserve">[Write in your own words: what you would change next time.]</w:t>
+      </w:r>
+    </w:p>
+    <w:p>
+      <w:r>
+        <w:br w:type="page"/>
+      </w:r>
+    </w:p>
+    <w:p>
+      <w:pPr>
+        <w:pStyle w:val="Heading2"/>
+      </w:pPr>
+      <w:bookmarkStart w:name="secA4" w:id="105"/>
+      <w:r>
+        <w:t xml:space="preserve">A4  Seelarathna G.P.B (IT24101027)</w:t>
+      </w:r>
+      <w:bookmarkEnd w:id="105"/>
+    </w:p>
+    <w:p>
+      <w:pPr>
+        <w:spacing w:after="120" w:before="0"/>
+      </w:pPr>
+      <w:r>
+        <w:rPr>
+          <w:i/>
+          <w:iCs/>
+          <w:color w:val="595959"/>
+        </w:rPr>
+        <w:t xml:space="preserve">M4 · XGBoost</w:t>
+      </w:r>
+    </w:p>
+    <w:p>
+      <w:pPr>
+        <w:spacing w:after="40" w:before="120"/>
+      </w:pPr>
+      <w:r>
+        <w:rPr>
+          <w:b/>
+          <w:bCs/>
+          <w:color w:val="1F3864"/>
+        </w:rPr>
+        <w:t xml:space="preserve">What I did</w:t>
+      </w:r>
+    </w:p>
+    <w:p>
+      <w:pPr>
+        <w:spacing w:after="100" w:before="0"/>
+      </w:pPr>
+      <w:r>
+        <w:rPr>
+          <w:highlight w:val="yellow"/>
+        </w:rPr>
+        <w:t xml:space="preserve">[Write in your own words: your part of the project (see section 11.2), the notebook sections and the model you are responsible for.]</w:t>
+      </w:r>
+    </w:p>
+    <w:p>
+      <w:pPr>
+        <w:spacing w:after="40" w:before="120"/>
+      </w:pPr>
+      <w:r>
+        <w:rPr>
+          <w:b/>
+          <w:bCs/>
+          <w:color w:val="1F3864"/>
+        </w:rPr>
+        <w:t xml:space="preserve">What I learned</w:t>
+      </w:r>
+    </w:p>
+    <w:p>
+      <w:pPr>
+        <w:spacing w:after="100" w:before="0"/>
+      </w:pPr>
+      <w:r>
+        <w:rPr>
+          <w:highlight w:val="yellow"/>
+        </w:rPr>
+        <w:t xml:space="preserve">[Write in your own words: 2–4 things you learned, each with a real number from the project as proof.]</w:t>
+      </w:r>
+    </w:p>
+    <w:p>
+      <w:pPr>
+        <w:spacing w:after="40" w:before="120"/>
+      </w:pPr>
+      <w:r>
+        <w:rPr>
+          <w:b/>
+          <w:bCs/>
+          <w:color w:val="1F3864"/>
+        </w:rPr>
+        <w:t xml:space="preserve">What was hard</w:t>
+      </w:r>
+    </w:p>
+    <w:p>
+      <w:pPr>
+        <w:spacing w:after="100" w:before="0"/>
+      </w:pPr>
+      <w:r>
+        <w:rPr>
+          <w:highlight w:val="yellow"/>
+        </w:rPr>
+        <w:t xml:space="preserve">[Write in your own words: what was difficult and how you dealt with it.]</w:t>
+      </w:r>
+    </w:p>
+    <w:p>
+      <w:pPr>
+        <w:spacing w:after="40" w:before="120"/>
+      </w:pPr>
+      <w:r>
+        <w:rPr>
+          <w:b/>
+          <w:bCs/>
+          <w:color w:val="1F3864"/>
+        </w:rPr>
+        <w:t xml:space="preserve">What I would do differently</w:t>
+      </w:r>
+    </w:p>
+    <w:p>
+      <w:pPr>
+        <w:spacing w:after="100" w:before="0"/>
+      </w:pPr>
+      <w:r>
+        <w:rPr>
+          <w:highlight w:val="yellow"/>
+        </w:rPr>
+        <w:t xml:space="preserve">[Write in your own words: what you would change next time.]</w:t>
       </w:r>
     </w:p>
     <w:sectPr>

--- a/IT3091_Final_Report_2026-AI-46.docx
+++ b/IT3091_Final_Report_2026-AI-46.docx
@@ -28734,7 +28734,7 @@
           <w:iCs/>
           <w:color w:val="595959"/>
         </w:rPr>
-        <w:t xml:space="preserve">M1 · Project Lead</w:t>
+        <w:t xml:space="preserve">M1</w:t>
       </w:r>
     </w:p>
     <w:p>

--- a/IT3091_Final_Report_2026-AI-46.docx
+++ b/IT3091_Final_Report_2026-AI-46.docx
@@ -655,16 +655,17 @@
             <w:pPr>
               <w:jc w:val="left"/>
             </w:pPr>
-            <w:r>
-              <w:rPr>
-                <w:b/>
-                <w:bCs/>
-                <w:sz w:val="18"/>
-                <w:szCs w:val="18"/>
-                <w:highlight w:val="yellow"/>
-              </w:rPr>
-              <w:t xml:space="preserve">YouTube link to be added</w:t>
-            </w:r>
+            <w:hyperlink r:id="rIdVideo1" w:history="1">
+              <w:r>
+                <w:rPr>
+                  <w:color w:val="0563C1"/>
+                  <w:u w:val="single"/>
+                  <w:sz w:val="18"/>
+                  <w:szCs w:val="18"/>
+                </w:rPr>
+                <w:t xml:space="preserve">https://youtu.be/YvchCv3uiBs</w:t>
+              </w:r>
+            </w:hyperlink>
           </w:p>
         </w:tc>
       </w:tr>
@@ -27221,16 +27222,17 @@
             <w:pPr>
               <w:jc w:val="left"/>
             </w:pPr>
-            <w:r>
-              <w:rPr>
-                <w:b/>
-                <w:bCs/>
-                <w:sz w:val="18"/>
-                <w:szCs w:val="18"/>
-                <w:highlight w:val="yellow"/>
-              </w:rPr>
-              <w:t xml:space="preserve">YouTube link to be added</w:t>
-            </w:r>
+            <w:hyperlink r:id="rIdVideo1" w:history="1">
+              <w:r>
+                <w:rPr>
+                  <w:color w:val="0563C1"/>
+                  <w:u w:val="single"/>
+                  <w:sz w:val="18"/>
+                  <w:szCs w:val="18"/>
+                </w:rPr>
+                <w:t xml:space="preserve">https://youtu.be/YvchCv3uiBs</w:t>
+              </w:r>
+            </w:hyperlink>
           </w:p>
         </w:tc>
       </w:tr>
